--- a/DOCS_DA_CONVERTIRE/bsmariamaggiore_fr.docx
+++ b/DOCS_DA_CONVERTIRE/bsmariamaggiore_fr.docx
@@ -1,657 +1,3379 @@
 
 <file path=word/document.xml><?xml version="1.0" encoding="utf-8"?>
-<w:document xmlns:wpc="http://schemas.microsoft.com/office/word/2010/wordprocessingCanvas" xmlns:cx="http://schemas.microsoft.com/office/drawing/2014/chartex" xmlns:cx1="http://schemas.microsoft.com/office/drawing/2015/9/8/chartex" xmlns:cx2="http://schemas.microsoft.com/office/drawing/2015/10/21/chartex" xmlns:cx3="http://schemas.microsoft.com/office/drawing/2016/5/9/chartex" xmlns:cx4="http://schemas.microsoft.com/office/drawing/2016/5/10/chartex" xmlns:cx5="http://schemas.microsoft.com/office/drawing/2016/5/11/chartex" xmlns:cx6="http://schemas.microsoft.com/office/drawing/2016/5/12/chartex" xmlns:cx7="http://schemas.microsoft.com/office/drawing/2016/5/13/chartex" xmlns:cx8="http://schemas.microsoft.com/office/drawing/2016/5/14/chartex" xmlns:mc="http://schemas.openxmlformats.org/markup-compatibility/2006" xmlns:aink="http://schemas.microsoft.com/office/drawing/2016/ink" xmlns:am3d="http://schemas.microsoft.com/office/drawing/2017/model3d" xmlns:o="urn:schemas-microsoft-com:office:office" xmlns:oel="http://schemas.microsoft.com/office/2019/extlst" xmlns:r="http://schemas.openxmlformats.org/officeDocument/2006/relationships" xmlns:m="http://schemas.openxmlformats.org/officeDocument/2006/math" xmlns:v="urn:schemas-microsoft-com:vml" xmlns:wp14="http://schemas.microsoft.com/office/word/2010/wordprocessingDrawing" xmlns:wp="http://schemas.openxmlformats.org/drawingml/2006/wordprocessingDrawing" xmlns:w10="urn:schemas-microsoft-com:office:word" xmlns:w="http://schemas.openxmlformats.org/wordprocessingml/2006/main" xmlns:w14="http://schemas.microsoft.com/office/word/2010/wordml" xmlns:w15="http://schemas.microsoft.com/office/word/2012/wordml" xmlns:w16cex="http://schemas.microsoft.com/office/word/2018/wordml/cex" xmlns:w16cid="http://schemas.microsoft.com/office/word/2016/wordml/cid" xmlns:w16="http://schemas.microsoft.com/office/word/2018/wordml" xmlns:w16du="http://schemas.microsoft.com/office/word/2023/wordml/word16du" xmlns:w16sdtdh="http://schemas.microsoft.com/office/word/2020/wordml/sdtdatahash" xmlns:w16sdtfl="http://schemas.microsoft.com/office/word/2024/wordml/sdtformatlock" xmlns:w16se="http://schemas.microsoft.com/office/word/2015/wordml/symex" xmlns:wpg="http://schemas.microsoft.com/office/word/2010/wordprocessingGroup" xmlns:wpi="http://schemas.microsoft.com/office/word/2010/wordprocessingInk" xmlns:wne="http://schemas.microsoft.com/office/word/2006/wordml" xmlns:wps="http://schemas.microsoft.com/office/word/2010/wordprocessingShape" mc:Ignorable="w14 w15 w16se w16cid w16 w16cex w16sdtdh w16sdtfl w16du wp14">
+<w:document xmlns:wpc="http://schemas.microsoft.com/office/word/2010/wordprocessingCanvas" xmlns:cx="http://schemas.microsoft.com/office/drawing/2014/chartex" xmlns:cx1="http://schemas.microsoft.com/office/drawing/2015/9/8/chartex" xmlns:cx2="http://schemas.microsoft.com/office/drawing/2015/10/21/chartex" xmlns:cx3="http://schemas.microsoft.com/office/drawing/2016/5/9/chartex" xmlns:cx4="http://schemas.microsoft.com/office/drawing/2016/5/10/chartex" xmlns:cx5="http://schemas.microsoft.com/office/drawing/2016/5/11/chartex" xmlns:cx6="http://schemas.microsoft.com/office/drawing/2016/5/12/chartex" xmlns:cx7="http://schemas.microsoft.com/office/drawing/2016/5/13/chartex" xmlns:cx8="http://schemas.microsoft.com/office/drawing/2016/5/14/chartex" xmlns:mc="http://schemas.openxmlformats.org/markup-compatibility/2006" xmlns:aink="http://schemas.microsoft.com/office/drawing/2016/ink" xmlns:am3d="http://schemas.microsoft.com/office/drawing/2017/model3d" xmlns:o="urn:schemas-microsoft-com:office:office" xmlns:oel="http://schemas.microsoft.com/office/2019/extlst" xmlns:r="http://schemas.openxmlformats.org/officeDocument/2006/relationships" xmlns:m="http://schemas.openxmlformats.org/officeDocument/2006/math" xmlns:v="urn:schemas-microsoft-com:vml" xmlns:wp14="http://schemas.microsoft.com/office/word/2010/wordprocessingDrawing" xmlns:wp="http://schemas.openxmlformats.org/drawingml/2006/wordprocessingDrawing" xmlns:w10="urn:schemas-microsoft-com:office:word" xmlns:w="http://schemas.openxmlformats.org/wordprocessingml/2006/main" xmlns:w14="http://schemas.microsoft.com/office/word/2010/wordml" xmlns:w15="http://schemas.microsoft.com/office/word/2012/wordml" xmlns:w16cei="http://schemas.microsoft.com/office/word/2026/wordml/cei" xmlns:w16cex="http://schemas.microsoft.com/office/word/2018/wordml/cex" xmlns:w16cid="http://schemas.microsoft.com/office/word/2016/wordml/cid" xmlns:w16="http://schemas.microsoft.com/office/word/2018/wordml" xmlns:w16du="http://schemas.microsoft.com/office/word/2023/wordml/word16du" xmlns:w16sdtdh="http://schemas.microsoft.com/office/word/2020/wordml/sdtdatahash" xmlns:w16sdtfl="http://schemas.microsoft.com/office/word/2024/wordml/sdtformatlock" xmlns:w16se="http://schemas.microsoft.com/office/word/2015/wordml/symex" xmlns:wpg="http://schemas.microsoft.com/office/word/2010/wordprocessingGroup" xmlns:wpi="http://schemas.microsoft.com/office/word/2010/wordprocessingInk" xmlns:wne="http://schemas.microsoft.com/office/word/2006/wordml" xmlns:wps="http://schemas.microsoft.com/office/word/2010/wordprocessingShape" mc:Ignorable="w14 w15 w16se w16cid w16 w16cex w16sdtdh w16sdtfl w16du wp14">
   <w:body>
     <w:p>
-      <w:r xmlns:w="http://schemas.openxmlformats.org/wordprocessingml/2006/main">
+      <w:r>
         <w:t xml:space="preserve">La </w:t>
       </w:r>
-      <w:r xmlns:w="http://schemas.openxmlformats.org/wordprocessingml/2006/main">
-        <w:rPr>
-          <w:b/>
-          <w:bCs/>
-        </w:rPr>
-        <w:t xml:space="preserve">basilique Santa Maria Maggiore </w:t>
-      </w:r>
-      <w:r xmlns:w="http://schemas.openxmlformats.org/wordprocessingml/2006/main">
-        <w:t xml:space="preserve">, située au numéro 10 de la Via Galliera, est considérée comme la plus ancienne église de Bologne dédiée à la Vierge Marie. C'est un lieu d'un grand charme, alliant des origines paléochrétiennes à une imposante architecture baroque.</w:t>
+      <w:r>
+        <w:rPr>
+          <w:b/>
+          <w:bCs/>
+        </w:rPr>
+        <w:t>Basilique Santa Maria Maggiore</w:t>
+      </w:r>
+      <w:r>
+        <w:t xml:space="preserve">, </w:t>
+      </w:r>
+      <w:proofErr w:type="spellStart"/>
+      <w:r>
+        <w:t>située</w:t>
+      </w:r>
+      <w:proofErr w:type="spellEnd"/>
+      <w:r>
+        <w:t xml:space="preserve"> </w:t>
+      </w:r>
+      <w:proofErr w:type="spellStart"/>
+      <w:r>
+        <w:t>au</w:t>
+      </w:r>
+      <w:proofErr w:type="spellEnd"/>
+      <w:r>
+        <w:t xml:space="preserve"> </w:t>
+      </w:r>
+      <w:r>
+        <w:rPr>
+          <w:b/>
+          <w:bCs/>
+        </w:rPr>
+        <w:t>10 Via Galliera</w:t>
+      </w:r>
+      <w:r>
+        <w:t xml:space="preserve">, est </w:t>
+      </w:r>
+      <w:proofErr w:type="spellStart"/>
+      <w:r>
+        <w:t>considérée</w:t>
+      </w:r>
+      <w:proofErr w:type="spellEnd"/>
+      <w:r>
+        <w:t xml:space="preserve"> </w:t>
+      </w:r>
+      <w:proofErr w:type="spellStart"/>
+      <w:r>
+        <w:t>comme</w:t>
+      </w:r>
+      <w:proofErr w:type="spellEnd"/>
+      <w:r>
+        <w:t xml:space="preserve"> la plus </w:t>
+      </w:r>
+      <w:proofErr w:type="spellStart"/>
+      <w:r>
+        <w:t>ancienne</w:t>
+      </w:r>
+      <w:proofErr w:type="spellEnd"/>
+      <w:r>
+        <w:t xml:space="preserve"> </w:t>
+      </w:r>
+      <w:proofErr w:type="spellStart"/>
+      <w:r>
+        <w:t>église</w:t>
+      </w:r>
+      <w:proofErr w:type="spellEnd"/>
+      <w:r>
+        <w:t xml:space="preserve"> de Bologne </w:t>
+      </w:r>
+      <w:proofErr w:type="spellStart"/>
+      <w:r>
+        <w:t>dédiée</w:t>
+      </w:r>
+      <w:proofErr w:type="spellEnd"/>
+      <w:r>
+        <w:t xml:space="preserve"> à la </w:t>
+      </w:r>
+      <w:proofErr w:type="spellStart"/>
+      <w:r>
+        <w:t>Vierge</w:t>
+      </w:r>
+      <w:proofErr w:type="spellEnd"/>
+      <w:r>
+        <w:t xml:space="preserve"> Marie. C'est un </w:t>
+      </w:r>
+      <w:proofErr w:type="spellStart"/>
+      <w:r>
+        <w:t>lieu</w:t>
+      </w:r>
+      <w:proofErr w:type="spellEnd"/>
+      <w:r>
+        <w:t xml:space="preserve"> </w:t>
+      </w:r>
+      <w:proofErr w:type="spellStart"/>
+      <w:r>
+        <w:t>au</w:t>
+      </w:r>
+      <w:proofErr w:type="spellEnd"/>
+      <w:r>
+        <w:t xml:space="preserve"> charme </w:t>
+      </w:r>
+      <w:proofErr w:type="spellStart"/>
+      <w:r>
+        <w:t>saisissant</w:t>
+      </w:r>
+      <w:proofErr w:type="spellEnd"/>
+      <w:r>
+        <w:t xml:space="preserve"> qui </w:t>
+      </w:r>
+      <w:proofErr w:type="spellStart"/>
+      <w:r>
+        <w:t>associe</w:t>
+      </w:r>
+      <w:proofErr w:type="spellEnd"/>
+      <w:r>
+        <w:t xml:space="preserve"> </w:t>
+      </w:r>
+      <w:proofErr w:type="spellStart"/>
+      <w:r>
+        <w:t>des</w:t>
+      </w:r>
+      <w:proofErr w:type="spellEnd"/>
+      <w:r>
+        <w:t xml:space="preserve"> </w:t>
+      </w:r>
+      <w:proofErr w:type="spellStart"/>
+      <w:r>
+        <w:t>origines</w:t>
+      </w:r>
+      <w:proofErr w:type="spellEnd"/>
+      <w:r>
+        <w:t xml:space="preserve"> </w:t>
+      </w:r>
+      <w:proofErr w:type="spellStart"/>
+      <w:r>
+        <w:t>paléochrétiennes</w:t>
+      </w:r>
+      <w:proofErr w:type="spellEnd"/>
+      <w:r>
+        <w:t xml:space="preserve"> à une </w:t>
+      </w:r>
+      <w:proofErr w:type="spellStart"/>
+      <w:r>
+        <w:t>imposante</w:t>
+      </w:r>
+      <w:proofErr w:type="spellEnd"/>
+      <w:r>
+        <w:t xml:space="preserve"> </w:t>
+      </w:r>
+      <w:proofErr w:type="spellStart"/>
+      <w:r>
+        <w:t>architecture</w:t>
+      </w:r>
+      <w:proofErr w:type="spellEnd"/>
+      <w:r>
+        <w:t xml:space="preserve"> </w:t>
+      </w:r>
+      <w:proofErr w:type="spellStart"/>
+      <w:r>
+        <w:t>baroque</w:t>
+      </w:r>
+      <w:proofErr w:type="spellEnd"/>
+      <w:r>
+        <w:t>.</w:t>
       </w:r>
     </w:p>
     <w:p>
-      <w:r xmlns:w="http://schemas.openxmlformats.org/wordprocessingml/2006/main">
-        <w:t xml:space="preserve">Voici les principales informations historiques et artistiques :</w:t>
+      <w:r>
+        <w:rPr>
+          <w:noProof/>
+        </w:rPr>
+        <w:drawing>
+          <wp:inline distT="0" distB="0" distL="0" distR="0" wp14:anchorId="4A390E78" wp14:editId="71D72A11">
+            <wp:extent cx="3630655" cy="6035040"/>
+            <wp:effectExtent l="0" t="0" r="8255" b="3810"/>
+            <wp:docPr id="1525483112" name="Immagine 1"/>
+            <wp:cNvGraphicFramePr>
+              <a:graphicFrameLocks xmlns:a="http://schemas.openxmlformats.org/drawingml/2006/main" noChangeAspect="1"/>
+            </wp:cNvGraphicFramePr>
+            <a:graphic xmlns:a="http://schemas.openxmlformats.org/drawingml/2006/main">
+              <a:graphicData uri="http://schemas.openxmlformats.org/drawingml/2006/picture">
+                <pic:pic xmlns:pic="http://schemas.openxmlformats.org/drawingml/2006/picture">
+                  <pic:nvPicPr>
+                    <pic:cNvPr id="1525483112" name="Immagine 1525483112"/>
+                    <pic:cNvPicPr/>
+                  </pic:nvPicPr>
+                  <pic:blipFill>
+                    <a:blip r:embed="rId5" cstate="print">
+                      <a:extLst>
+                        <a:ext uri="{28A0092B-C50C-407E-A947-70E740481C1C}">
+                          <a14:useLocalDpi xmlns:a14="http://schemas.microsoft.com/office/drawing/2010/main" val="0"/>
+                        </a:ext>
+                      </a:extLst>
+                    </a:blip>
+                    <a:stretch>
+                      <a:fillRect/>
+                    </a:stretch>
+                  </pic:blipFill>
+                  <pic:spPr>
+                    <a:xfrm>
+                      <a:off x="0" y="0"/>
+                      <a:ext cx="3652652" cy="6071605"/>
+                    </a:xfrm>
+                    <a:prstGeom prst="rect">
+                      <a:avLst/>
+                    </a:prstGeom>
+                  </pic:spPr>
+                </pic:pic>
+              </a:graphicData>
+            </a:graphic>
+          </wp:inline>
+        </w:drawing>
       </w:r>
     </w:p>
     <w:p>
-      <w:pPr xmlns:w="http://schemas.openxmlformats.org/wordprocessingml/2006/main">
-        <w:rPr>
-          <w:b/>
-          <w:bCs/>
-        </w:rPr>
-      </w:pPr>
-      <w:r xmlns:w="http://schemas.openxmlformats.org/wordprocessingml/2006/main">
-        <w:rPr>
-          <w:b/>
-          <w:bCs/>
-        </w:rPr>
-        <w:t xml:space="preserve">Histoire et architecture</w:t>
+      <w:r>
+        <w:t>[</w:t>
+      </w:r>
+      <w:proofErr w:type="spellStart"/>
+      <w:r>
+        <w:t>SPLIT_BLOCK:basilica.jpg</w:t>
+      </w:r>
+      <w:proofErr w:type="spellEnd"/>
+      <w:r>
+        <w:t>]</w:t>
+      </w:r>
+    </w:p>
+    <w:p/>
+    <w:p>
+      <w:pPr>
+        <w:rPr>
+          <w:b/>
+          <w:bCs/>
+        </w:rPr>
+      </w:pPr>
+      <w:r>
+        <w:rPr>
+          <w:b/>
+          <w:bCs/>
+        </w:rPr>
+        <w:t>Histoire et Architecture</w:t>
       </w:r>
     </w:p>
     <w:p>
-      <w:pPr xmlns:w="http://schemas.openxmlformats.org/wordprocessingml/2006/main">
-        <w:numPr>
-          <w:ilvl w:val="0"/>
-          <w:numId w:val="1"/>
-        </w:numPr>
-      </w:pPr>
-      <w:r xmlns:w="http://schemas.openxmlformats.org/wordprocessingml/2006/main">
-        <w:rPr>
-          <w:b/>
-          <w:bCs/>
-        </w:rPr>
-        <w:t xml:space="preserve">Des origines très anciennes : </w:t>
-      </w:r>
-      <w:r xmlns:w="http://schemas.openxmlformats.org/wordprocessingml/2006/main">
-        <w:t xml:space="preserve">la tradition et certaines bulles papales (comme celle de Grégoire VII) suggèrent que l’église existait déjà au </w:t>
-      </w:r>
-      <w:r xmlns:w="http://schemas.openxmlformats.org/wordprocessingml/2006/main">
-        <w:rPr>
-          <w:b/>
-          <w:bCs/>
-        </w:rPr>
-        <w:t xml:space="preserve">Ve ou VIe siècle </w:t>
-      </w:r>
-      <w:r xmlns:w="http://schemas.openxmlformats.org/wordprocessingml/2006/main">
-        <w:t xml:space="preserve">. Elle se dressait initialement sur le Cardo Maximus de Rome.</w:t>
-      </w:r>
-    </w:p>
-    <w:p>
-      <w:pPr xmlns:w="http://schemas.openxmlformats.org/wordprocessingml/2006/main">
-        <w:numPr>
-          <w:ilvl w:val="0"/>
-          <w:numId w:val="1"/>
-        </w:numPr>
-      </w:pPr>
-      <w:r xmlns:w="http://schemas.openxmlformats.org/wordprocessingml/2006/main">
-        <w:rPr>
-          <w:b/>
-          <w:bCs/>
-        </w:rPr>
-        <w:t xml:space="preserve">Rénovations : </w:t>
-      </w:r>
-      <w:r xmlns:w="http://schemas.openxmlformats.org/wordprocessingml/2006/main">
-        <w:t xml:space="preserve">Elle fut reconstruite en style roman au </w:t>
-      </w:r>
-      <w:r xmlns:w="http://schemas.openxmlformats.org/wordprocessingml/2006/main">
-        <w:rPr>
-          <w:b/>
-          <w:bCs/>
-        </w:rPr>
-        <w:t xml:space="preserve">XIIe siècle </w:t>
-      </w:r>
-      <w:r xmlns:w="http://schemas.openxmlformats.org/wordprocessingml/2006/main">
-        <w:t xml:space="preserve">(consacrée en 1187) et devint le siège d'une collégiale de chanoines.</w:t>
-      </w:r>
-    </w:p>
-    <w:p>
-      <w:pPr xmlns:w="http://schemas.openxmlformats.org/wordprocessingml/2006/main">
-        <w:numPr>
-          <w:ilvl w:val="0"/>
-          <w:numId w:val="1"/>
-        </w:numPr>
-      </w:pPr>
-      <w:r xmlns:w="http://schemas.openxmlformats.org/wordprocessingml/2006/main">
-        <w:rPr>
-          <w:b/>
-          <w:bCs/>
-        </w:rPr>
-        <w:t xml:space="preserve">Aspect actuel : </w:t>
-      </w:r>
-      <w:r xmlns:w="http://schemas.openxmlformats.org/wordprocessingml/2006/main">
-        <w:t xml:space="preserve">Le visage que nous voyons aujourd’hui est le résultat de la transformation </w:t>
-      </w:r>
-      <w:r xmlns:w="http://schemas.openxmlformats.org/wordprocessingml/2006/main">
-        <w:rPr>
-          <w:b/>
-          <w:bCs/>
-        </w:rPr>
-        <w:t xml:space="preserve">de 1665 </w:t>
-      </w:r>
-      <w:r xmlns:w="http://schemas.openxmlformats.org/wordprocessingml/2006/main">
-        <w:t xml:space="preserve">réalisée par l’architecte </w:t>
-      </w:r>
-      <w:r xmlns:w="http://schemas.openxmlformats.org/wordprocessingml/2006/main">
-        <w:rPr>
-          <w:b/>
-          <w:bCs/>
-        </w:rPr>
-        <w:t xml:space="preserve">Paolo Canali </w:t>
-      </w:r>
-      <w:r xmlns:w="http://schemas.openxmlformats.org/wordprocessingml/2006/main">
-        <w:t xml:space="preserve">, qui a remplacé l’ancien plafond à fermes en bois par une voûte en berceau baroque.</w:t>
-      </w:r>
-    </w:p>
-    <w:p>
-      <w:pPr xmlns:w="http://schemas.openxmlformats.org/wordprocessingml/2006/main">
-        <w:numPr>
-          <w:ilvl w:val="0"/>
-          <w:numId w:val="1"/>
-        </w:numPr>
-      </w:pPr>
-      <w:r xmlns:w="http://schemas.openxmlformats.org/wordprocessingml/2006/main">
-        <w:rPr>
-          <w:b/>
-          <w:bCs/>
-        </w:rPr>
-        <w:t xml:space="preserve">La façade : </w:t>
-      </w:r>
-      <w:r xmlns:w="http://schemas.openxmlformats.org/wordprocessingml/2006/main">
-        <w:t xml:space="preserve">Elle se caractérise par un portique à trois arcades. La partie supérieure, avec le fronton triangulaire, a été achevée récemment, en </w:t>
-      </w:r>
-      <w:r xmlns:w="http://schemas.openxmlformats.org/wordprocessingml/2006/main">
-        <w:rPr>
-          <w:b/>
-          <w:bCs/>
-        </w:rPr>
-        <w:t xml:space="preserve">1955 </w:t>
-      </w:r>
-      <w:r xmlns:w="http://schemas.openxmlformats.org/wordprocessingml/2006/main">
-        <w:t xml:space="preserve">.</w:t>
-      </w:r>
-    </w:p>
-    <w:p>
-      <w:pPr xmlns:w="http://schemas.openxmlformats.org/wordprocessingml/2006/main">
-        <w:numPr>
-          <w:ilvl w:val="0"/>
-          <w:numId w:val="1"/>
-        </w:numPr>
-      </w:pPr>
-      <w:r xmlns:w="http://schemas.openxmlformats.org/wordprocessingml/2006/main">
-        <w:rPr>
-          <w:b/>
-          <w:bCs/>
-        </w:rPr>
-        <w:t xml:space="preserve">Restaurations récentes : </w:t>
-      </w:r>
-      <w:r xmlns:w="http://schemas.openxmlformats.org/wordprocessingml/2006/main">
-        <w:t xml:space="preserve">Gravement endommagée par le tremblement de terre de 2012, la basilique est restée fermée pendant des années. Après d’importants travaux de consolidation structurelle et de restauration des fresques, elle a rouvert ses portes au culte en </w:t>
-      </w:r>
-      <w:r xmlns:w="http://schemas.openxmlformats.org/wordprocessingml/2006/main">
-        <w:rPr>
-          <w:b/>
-          <w:bCs/>
-        </w:rPr>
-        <w:t xml:space="preserve">novembre 2019 </w:t>
-      </w:r>
-      <w:r xmlns:w="http://schemas.openxmlformats.org/wordprocessingml/2006/main">
-        <w:t xml:space="preserve">.</w:t>
-      </w:r>
-    </w:p>
-    <w:p>
-      <w:pPr xmlns:w="http://schemas.openxmlformats.org/wordprocessingml/2006/main">
-        <w:rPr>
-          <w:b/>
-          <w:bCs/>
-        </w:rPr>
-      </w:pPr>
-      <w:r xmlns:w="http://schemas.openxmlformats.org/wordprocessingml/2006/main">
-        <w:rPr>
-          <w:b/>
-          <w:bCs/>
-        </w:rPr>
-        <w:t xml:space="preserve">Œuvres d'art remarquables</w:t>
-      </w:r>
-    </w:p>
-    <w:p>
-      <w:r xmlns:w="http://schemas.openxmlformats.org/wordprocessingml/2006/main">
-        <w:t xml:space="preserve">L'intérieur, avec ses trois nefs, est une véritable galerie de peinture bolonaise :</w:t>
-      </w:r>
-    </w:p>
-    <w:p>
-      <w:pPr xmlns:w="http://schemas.openxmlformats.org/wordprocessingml/2006/main">
+      <w:pPr>
         <w:numPr>
           <w:ilvl w:val="0"/>
           <w:numId w:val="2"/>
         </w:numPr>
       </w:pPr>
-      <w:r xmlns:w="http://schemas.openxmlformats.org/wordprocessingml/2006/main">
-        <w:rPr>
-          <w:b/>
-          <w:bCs/>
-        </w:rPr>
-        <w:t xml:space="preserve">La Voûte : </w:t>
-      </w:r>
-      <w:r xmlns:w="http://schemas.openxmlformats.org/wordprocessingml/2006/main">
-        <w:t xml:space="preserve">Décorée entre 1936 et 1938 par le peintre valtelin </w:t>
-      </w:r>
-      <w:r xmlns:w="http://schemas.openxmlformats.org/wordprocessingml/2006/main">
-        <w:rPr>
-          <w:b/>
-          <w:bCs/>
-        </w:rPr>
-        <w:t xml:space="preserve">Eliseo Fumagalli </w:t>
-      </w:r>
-      <w:r xmlns:w="http://schemas.openxmlformats.org/wordprocessingml/2006/main">
-        <w:t xml:space="preserve">, avec un effet de perspective qui simule un ciel ouvert peuplé d'anges.</w:t>
+      <w:proofErr w:type="spellStart"/>
+      <w:r>
+        <w:rPr>
+          <w:b/>
+          <w:bCs/>
+        </w:rPr>
+        <w:t>Origines</w:t>
+      </w:r>
+      <w:proofErr w:type="spellEnd"/>
+      <w:r>
+        <w:rPr>
+          <w:b/>
+          <w:bCs/>
+        </w:rPr>
+        <w:t xml:space="preserve"> Antiques :</w:t>
+      </w:r>
+      <w:r>
+        <w:t xml:space="preserve"> La </w:t>
+      </w:r>
+      <w:proofErr w:type="spellStart"/>
+      <w:r>
+        <w:t>tradition</w:t>
+      </w:r>
+      <w:proofErr w:type="spellEnd"/>
+      <w:r>
+        <w:t xml:space="preserve"> et </w:t>
+      </w:r>
+      <w:proofErr w:type="spellStart"/>
+      <w:r>
+        <w:t>des</w:t>
+      </w:r>
+      <w:proofErr w:type="spellEnd"/>
+      <w:r>
+        <w:t xml:space="preserve"> </w:t>
+      </w:r>
+      <w:proofErr w:type="spellStart"/>
+      <w:r>
+        <w:t>bulles</w:t>
+      </w:r>
+      <w:proofErr w:type="spellEnd"/>
+      <w:r>
+        <w:t xml:space="preserve"> </w:t>
+      </w:r>
+      <w:proofErr w:type="spellStart"/>
+      <w:r>
+        <w:t>papales</w:t>
+      </w:r>
+      <w:proofErr w:type="spellEnd"/>
+      <w:r>
+        <w:t xml:space="preserve"> (</w:t>
+      </w:r>
+      <w:proofErr w:type="spellStart"/>
+      <w:r>
+        <w:t>notamment</w:t>
+      </w:r>
+      <w:proofErr w:type="spellEnd"/>
+      <w:r>
+        <w:t xml:space="preserve"> celle de Grégoire VII) </w:t>
+      </w:r>
+      <w:proofErr w:type="spellStart"/>
+      <w:r>
+        <w:t>suggèrent</w:t>
+      </w:r>
+      <w:proofErr w:type="spellEnd"/>
+      <w:r>
+        <w:t xml:space="preserve"> </w:t>
+      </w:r>
+      <w:proofErr w:type="spellStart"/>
+      <w:r>
+        <w:t>que</w:t>
+      </w:r>
+      <w:proofErr w:type="spellEnd"/>
+      <w:r>
+        <w:t xml:space="preserve"> l'</w:t>
+      </w:r>
+      <w:proofErr w:type="spellStart"/>
+      <w:r>
+        <w:t>église</w:t>
+      </w:r>
+      <w:proofErr w:type="spellEnd"/>
+      <w:r>
+        <w:t xml:space="preserve"> </w:t>
+      </w:r>
+      <w:proofErr w:type="spellStart"/>
+      <w:r>
+        <w:t>existait</w:t>
+      </w:r>
+      <w:proofErr w:type="spellEnd"/>
+      <w:r>
+        <w:t xml:space="preserve"> </w:t>
+      </w:r>
+      <w:proofErr w:type="spellStart"/>
+      <w:r>
+        <w:t>déjà</w:t>
+      </w:r>
+      <w:proofErr w:type="spellEnd"/>
+      <w:r>
+        <w:t xml:space="preserve"> </w:t>
+      </w:r>
+      <w:proofErr w:type="spellStart"/>
+      <w:r>
+        <w:t>au</w:t>
+      </w:r>
+      <w:proofErr w:type="spellEnd"/>
+      <w:r>
+        <w:t xml:space="preserve"> Ve </w:t>
+      </w:r>
+      <w:proofErr w:type="spellStart"/>
+      <w:r>
+        <w:t>ou</w:t>
+      </w:r>
+      <w:proofErr w:type="spellEnd"/>
+      <w:r>
+        <w:t xml:space="preserve"> </w:t>
+      </w:r>
+      <w:proofErr w:type="spellStart"/>
+      <w:r>
+        <w:t>VIe</w:t>
+      </w:r>
+      <w:proofErr w:type="spellEnd"/>
+      <w:r>
+        <w:t xml:space="preserve"> siècle apr. J.-C. Elle s'</w:t>
+      </w:r>
+      <w:proofErr w:type="spellStart"/>
+      <w:r>
+        <w:t>élevait</w:t>
+      </w:r>
+      <w:proofErr w:type="spellEnd"/>
+      <w:r>
+        <w:t xml:space="preserve"> à l'origine </w:t>
+      </w:r>
+      <w:proofErr w:type="spellStart"/>
+      <w:r>
+        <w:t>directement</w:t>
+      </w:r>
+      <w:proofErr w:type="spellEnd"/>
+      <w:r>
+        <w:t xml:space="preserve"> le long </w:t>
+      </w:r>
+      <w:proofErr w:type="spellStart"/>
+      <w:r>
+        <w:t>du</w:t>
+      </w:r>
+      <w:proofErr w:type="spellEnd"/>
+      <w:r>
+        <w:t xml:space="preserve"> </w:t>
+      </w:r>
+      <w:r>
+        <w:rPr>
+          <w:i/>
+          <w:iCs/>
+        </w:rPr>
+        <w:t xml:space="preserve">cardo </w:t>
+      </w:r>
+      <w:proofErr w:type="spellStart"/>
+      <w:r>
+        <w:rPr>
+          <w:i/>
+          <w:iCs/>
+        </w:rPr>
+        <w:t>maximus</w:t>
+      </w:r>
+      <w:proofErr w:type="spellEnd"/>
+      <w:r>
+        <w:t xml:space="preserve"> de la </w:t>
+      </w:r>
+      <w:proofErr w:type="spellStart"/>
+      <w:r>
+        <w:t>cité</w:t>
+      </w:r>
+      <w:proofErr w:type="spellEnd"/>
+      <w:r>
+        <w:t xml:space="preserve"> </w:t>
+      </w:r>
+      <w:proofErr w:type="spellStart"/>
+      <w:r>
+        <w:t>romaine</w:t>
+      </w:r>
+      <w:proofErr w:type="spellEnd"/>
+      <w:r>
+        <w:t>.</w:t>
       </w:r>
     </w:p>
     <w:p>
-      <w:pPr xmlns:w="http://schemas.openxmlformats.org/wordprocessingml/2006/main">
+      <w:pPr>
         <w:numPr>
           <w:ilvl w:val="0"/>
           <w:numId w:val="2"/>
         </w:numPr>
       </w:pPr>
-      <w:r xmlns:w="http://schemas.openxmlformats.org/wordprocessingml/2006/main">
-        <w:rPr>
-          <w:b/>
-          <w:bCs/>
-        </w:rPr>
-        <w:t xml:space="preserve">Peintures : </w:t>
-      </w:r>
-      <w:r xmlns:w="http://schemas.openxmlformats.org/wordprocessingml/2006/main">
-        <w:t xml:space="preserve">Elle abrite des toiles de maîtres tels </w:t>
-      </w:r>
-      <w:r xmlns:w="http://schemas.openxmlformats.org/wordprocessingml/2006/main">
-        <w:rPr>
-          <w:b/>
-          <w:bCs/>
-        </w:rPr>
-        <w:t xml:space="preserve">qu'Orazio </w:t>
-      </w:r>
-      <w:proofErr xmlns:w="http://schemas.openxmlformats.org/wordprocessingml/2006/main" w:type="spellStart"/>
-      <w:r xmlns:w="http://schemas.openxmlformats.org/wordprocessingml/2006/main">
-        <w:rPr>
-          <w:b/>
-          <w:bCs/>
-        </w:rPr>
-        <w:t xml:space="preserve">Samacchini </w:t>
-      </w:r>
-      <w:proofErr xmlns:w="http://schemas.openxmlformats.org/wordprocessingml/2006/main" w:type="spellEnd"/>
-      <w:r xmlns:w="http://schemas.openxmlformats.org/wordprocessingml/2006/main">
-        <w:t xml:space="preserve">, </w:t>
-      </w:r>
-      <w:r xmlns:w="http://schemas.openxmlformats.org/wordprocessingml/2006/main">
-        <w:rPr>
-          <w:b/>
-          <w:bCs/>
-        </w:rPr>
-        <w:t xml:space="preserve">Prospero Fontana </w:t>
-      </w:r>
-      <w:r xmlns:w="http://schemas.openxmlformats.org/wordprocessingml/2006/main">
-        <w:t xml:space="preserve">, </w:t>
-      </w:r>
-      <w:r xmlns:w="http://schemas.openxmlformats.org/wordprocessingml/2006/main">
-        <w:rPr>
-          <w:b/>
-          <w:bCs/>
-        </w:rPr>
-        <w:t xml:space="preserve">Alessandro </w:t>
-      </w:r>
-      <w:proofErr xmlns:w="http://schemas.openxmlformats.org/wordprocessingml/2006/main" w:type="spellStart"/>
-      <w:r xmlns:w="http://schemas.openxmlformats.org/wordprocessingml/2006/main">
-        <w:rPr>
-          <w:b/>
-          <w:bCs/>
-        </w:rPr>
-        <w:t xml:space="preserve">Tiarini </w:t>
-      </w:r>
-      <w:proofErr xmlns:w="http://schemas.openxmlformats.org/wordprocessingml/2006/main" w:type="spellEnd"/>
-      <w:r xmlns:w="http://schemas.openxmlformats.org/wordprocessingml/2006/main">
-        <w:t xml:space="preserve">et </w:t>
-      </w:r>
-      <w:r xmlns:w="http://schemas.openxmlformats.org/wordprocessingml/2006/main">
-        <w:rPr>
-          <w:b/>
-          <w:bCs/>
-        </w:rPr>
-        <w:t xml:space="preserve">Vincenzo </w:t>
-      </w:r>
-      <w:proofErr xmlns:w="http://schemas.openxmlformats.org/wordprocessingml/2006/main" w:type="spellStart"/>
-      <w:r xmlns:w="http://schemas.openxmlformats.org/wordprocessingml/2006/main">
-        <w:rPr>
-          <w:b/>
-          <w:bCs/>
-        </w:rPr>
-        <w:t xml:space="preserve">Spisanelli </w:t>
-      </w:r>
-      <w:proofErr xmlns:w="http://schemas.openxmlformats.org/wordprocessingml/2006/main" w:type="spellEnd"/>
-      <w:r xmlns:w="http://schemas.openxmlformats.org/wordprocessingml/2006/main">
-        <w:t xml:space="preserve">.</w:t>
+      <w:proofErr w:type="spellStart"/>
+      <w:r>
+        <w:rPr>
+          <w:b/>
+          <w:bCs/>
+        </w:rPr>
+        <w:lastRenderedPageBreak/>
+        <w:t>Reconstructions</w:t>
+      </w:r>
+      <w:proofErr w:type="spellEnd"/>
+      <w:r>
+        <w:rPr>
+          <w:b/>
+          <w:bCs/>
+        </w:rPr>
+        <w:t xml:space="preserve"> et </w:t>
+      </w:r>
+      <w:proofErr w:type="spellStart"/>
+      <w:r>
+        <w:rPr>
+          <w:b/>
+          <w:bCs/>
+        </w:rPr>
+        <w:t>Phase</w:t>
+      </w:r>
+      <w:proofErr w:type="spellEnd"/>
+      <w:r>
+        <w:rPr>
+          <w:b/>
+          <w:bCs/>
+        </w:rPr>
+        <w:t xml:space="preserve"> Romane :</w:t>
+      </w:r>
+      <w:r>
+        <w:t xml:space="preserve"> Elle a </w:t>
+      </w:r>
+      <w:proofErr w:type="spellStart"/>
+      <w:r>
+        <w:t>été</w:t>
+      </w:r>
+      <w:proofErr w:type="spellEnd"/>
+      <w:r>
+        <w:t xml:space="preserve"> </w:t>
+      </w:r>
+      <w:proofErr w:type="spellStart"/>
+      <w:r>
+        <w:t>reconstruite</w:t>
+      </w:r>
+      <w:proofErr w:type="spellEnd"/>
+      <w:r>
+        <w:t xml:space="preserve"> en style </w:t>
+      </w:r>
+      <w:proofErr w:type="spellStart"/>
+      <w:r>
+        <w:t>roman</w:t>
+      </w:r>
+      <w:proofErr w:type="spellEnd"/>
+      <w:r>
+        <w:t xml:space="preserve"> </w:t>
+      </w:r>
+      <w:proofErr w:type="spellStart"/>
+      <w:r>
+        <w:t>au</w:t>
+      </w:r>
+      <w:proofErr w:type="spellEnd"/>
+      <w:r>
+        <w:t xml:space="preserve"> </w:t>
+      </w:r>
+      <w:proofErr w:type="spellStart"/>
+      <w:r>
+        <w:t>XIIe</w:t>
+      </w:r>
+      <w:proofErr w:type="spellEnd"/>
+      <w:r>
+        <w:t xml:space="preserve"> siècle (</w:t>
+      </w:r>
+      <w:proofErr w:type="spellStart"/>
+      <w:r>
+        <w:t>officiellement</w:t>
+      </w:r>
+      <w:proofErr w:type="spellEnd"/>
+      <w:r>
+        <w:t xml:space="preserve"> </w:t>
+      </w:r>
+      <w:proofErr w:type="spellStart"/>
+      <w:r>
+        <w:t>consacrée</w:t>
+      </w:r>
+      <w:proofErr w:type="spellEnd"/>
+      <w:r>
+        <w:t xml:space="preserve"> en 1187) et est </w:t>
+      </w:r>
+      <w:proofErr w:type="spellStart"/>
+      <w:r>
+        <w:t>devenue</w:t>
+      </w:r>
+      <w:proofErr w:type="spellEnd"/>
+      <w:r>
+        <w:t xml:space="preserve"> le </w:t>
+      </w:r>
+      <w:proofErr w:type="spellStart"/>
+      <w:r>
+        <w:t>siège</w:t>
+      </w:r>
+      <w:proofErr w:type="spellEnd"/>
+      <w:r>
+        <w:t xml:space="preserve"> d'un </w:t>
+      </w:r>
+      <w:proofErr w:type="spellStart"/>
+      <w:r>
+        <w:t>important</w:t>
+      </w:r>
+      <w:proofErr w:type="spellEnd"/>
+      <w:r>
+        <w:t xml:space="preserve"> </w:t>
+      </w:r>
+      <w:proofErr w:type="spellStart"/>
+      <w:r>
+        <w:t>Chapitre</w:t>
+      </w:r>
+      <w:proofErr w:type="spellEnd"/>
+      <w:r>
+        <w:t xml:space="preserve"> </w:t>
+      </w:r>
+      <w:proofErr w:type="spellStart"/>
+      <w:r>
+        <w:t>Collégial</w:t>
+      </w:r>
+      <w:proofErr w:type="spellEnd"/>
+      <w:r>
+        <w:t xml:space="preserve"> de </w:t>
+      </w:r>
+      <w:proofErr w:type="spellStart"/>
+      <w:r>
+        <w:t>Chanoines</w:t>
+      </w:r>
+      <w:proofErr w:type="spellEnd"/>
+      <w:r>
+        <w:t>.</w:t>
       </w:r>
     </w:p>
     <w:p>
-      <w:pPr xmlns:w="http://schemas.openxmlformats.org/wordprocessingml/2006/main">
+      <w:pPr>
         <w:numPr>
           <w:ilvl w:val="0"/>
           <w:numId w:val="2"/>
         </w:numPr>
       </w:pPr>
-      <w:r xmlns:w="http://schemas.openxmlformats.org/wordprocessingml/2006/main">
-        <w:rPr>
-          <w:b/>
-          <w:bCs/>
-        </w:rPr>
-        <w:t xml:space="preserve">Chapelle du Saint-Sacrement : </w:t>
-      </w:r>
-      <w:r xmlns:w="http://schemas.openxmlformats.org/wordprocessingml/2006/main">
-        <w:t xml:space="preserve">Remarquable pour ses décorations en stuc d' </w:t>
-      </w:r>
-      <w:r xmlns:w="http://schemas.openxmlformats.org/wordprocessingml/2006/main">
-        <w:rPr>
-          <w:b/>
-          <w:bCs/>
-        </w:rPr>
-        <w:t xml:space="preserve">Angelo Gabriello Piò </w:t>
-      </w:r>
-      <w:r xmlns:w="http://schemas.openxmlformats.org/wordprocessingml/2006/main">
-        <w:t xml:space="preserve">, un célèbre sculpteur bolonais du XVIIIe siècle.</w:t>
+      <w:proofErr w:type="spellStart"/>
+      <w:r>
+        <w:rPr>
+          <w:b/>
+          <w:bCs/>
+        </w:rPr>
+        <w:t>Aspect</w:t>
+      </w:r>
+      <w:proofErr w:type="spellEnd"/>
+      <w:r>
+        <w:rPr>
+          <w:b/>
+          <w:bCs/>
+        </w:rPr>
+        <w:t xml:space="preserve"> </w:t>
+      </w:r>
+      <w:proofErr w:type="spellStart"/>
+      <w:r>
+        <w:rPr>
+          <w:b/>
+          <w:bCs/>
+        </w:rPr>
+        <w:t>Actuel</w:t>
+      </w:r>
+      <w:proofErr w:type="spellEnd"/>
+      <w:r>
+        <w:rPr>
+          <w:b/>
+          <w:bCs/>
+        </w:rPr>
+        <w:t xml:space="preserve"> :</w:t>
+      </w:r>
+      <w:r>
+        <w:t xml:space="preserve"> La </w:t>
+      </w:r>
+      <w:proofErr w:type="spellStart"/>
+      <w:r>
+        <w:t>majestueuse</w:t>
+      </w:r>
+      <w:proofErr w:type="spellEnd"/>
+      <w:r>
+        <w:t xml:space="preserve"> allure </w:t>
+      </w:r>
+      <w:proofErr w:type="spellStart"/>
+      <w:r>
+        <w:t>intérieure</w:t>
+      </w:r>
+      <w:proofErr w:type="spellEnd"/>
+      <w:r>
+        <w:t xml:space="preserve"> </w:t>
+      </w:r>
+      <w:proofErr w:type="spellStart"/>
+      <w:r>
+        <w:t>que</w:t>
+      </w:r>
+      <w:proofErr w:type="spellEnd"/>
+      <w:r>
+        <w:t xml:space="preserve"> nous </w:t>
+      </w:r>
+      <w:proofErr w:type="spellStart"/>
+      <w:r>
+        <w:t>voyons</w:t>
+      </w:r>
+      <w:proofErr w:type="spellEnd"/>
+      <w:r>
+        <w:t xml:space="preserve"> </w:t>
+      </w:r>
+      <w:proofErr w:type="spellStart"/>
+      <w:r>
+        <w:t>aujourd'hui</w:t>
+      </w:r>
+      <w:proofErr w:type="spellEnd"/>
+      <w:r>
+        <w:t xml:space="preserve"> est le </w:t>
+      </w:r>
+      <w:proofErr w:type="spellStart"/>
+      <w:r>
+        <w:t>fruit</w:t>
+      </w:r>
+      <w:proofErr w:type="spellEnd"/>
+      <w:r>
+        <w:t xml:space="preserve"> de la profonde </w:t>
+      </w:r>
+      <w:proofErr w:type="spellStart"/>
+      <w:r>
+        <w:t>transformation</w:t>
+      </w:r>
+      <w:proofErr w:type="spellEnd"/>
+      <w:r>
+        <w:t xml:space="preserve"> entreprise en 1665 par l'</w:t>
+      </w:r>
+      <w:proofErr w:type="spellStart"/>
+      <w:r>
+        <w:t>architecte</w:t>
+      </w:r>
+      <w:proofErr w:type="spellEnd"/>
+      <w:r>
+        <w:t xml:space="preserve"> </w:t>
+      </w:r>
+      <w:r>
+        <w:rPr>
+          <w:b/>
+          <w:bCs/>
+        </w:rPr>
+        <w:t>Paolo Canali</w:t>
+      </w:r>
+      <w:r>
+        <w:t xml:space="preserve">, qui a </w:t>
+      </w:r>
+      <w:proofErr w:type="spellStart"/>
+      <w:r>
+        <w:t>remplacé</w:t>
+      </w:r>
+      <w:proofErr w:type="spellEnd"/>
+      <w:r>
+        <w:t xml:space="preserve"> l'</w:t>
+      </w:r>
+      <w:proofErr w:type="spellStart"/>
+      <w:r>
+        <w:t>ancienne</w:t>
+      </w:r>
+      <w:proofErr w:type="spellEnd"/>
+      <w:r>
+        <w:t xml:space="preserve"> </w:t>
+      </w:r>
+      <w:proofErr w:type="spellStart"/>
+      <w:r>
+        <w:t>charpente</w:t>
+      </w:r>
+      <w:proofErr w:type="spellEnd"/>
+      <w:r>
+        <w:t xml:space="preserve"> en </w:t>
+      </w:r>
+      <w:proofErr w:type="spellStart"/>
+      <w:r>
+        <w:t>bois</w:t>
+      </w:r>
+      <w:proofErr w:type="spellEnd"/>
+      <w:r>
+        <w:t xml:space="preserve"> par une grande </w:t>
+      </w:r>
+      <w:proofErr w:type="spellStart"/>
+      <w:r>
+        <w:t>voûte</w:t>
+      </w:r>
+      <w:proofErr w:type="spellEnd"/>
+      <w:r>
+        <w:t xml:space="preserve"> en berceau </w:t>
+      </w:r>
+      <w:proofErr w:type="spellStart"/>
+      <w:r>
+        <w:t>baroque</w:t>
+      </w:r>
+      <w:proofErr w:type="spellEnd"/>
+      <w:r>
+        <w:t>.</w:t>
       </w:r>
     </w:p>
     <w:p>
-      <w:pPr xmlns:w="http://schemas.openxmlformats.org/wordprocessingml/2006/main">
+      <w:pPr>
         <w:numPr>
           <w:ilvl w:val="0"/>
           <w:numId w:val="2"/>
         </w:numPr>
       </w:pPr>
-      <w:r xmlns:w="http://schemas.openxmlformats.org/wordprocessingml/2006/main">
-        <w:rPr>
-          <w:b/>
-          <w:bCs/>
-        </w:rPr>
-        <w:t xml:space="preserve">Retable de l'Assomption : </w:t>
-      </w:r>
-      <w:r xmlns:w="http://schemas.openxmlformats.org/wordprocessingml/2006/main">
-        <w:t xml:space="preserve">Commencé par </w:t>
-      </w:r>
-      <w:r xmlns:w="http://schemas.openxmlformats.org/wordprocessingml/2006/main">
-        <w:rPr>
-          <w:b/>
-          <w:bCs/>
-        </w:rPr>
-        <w:t xml:space="preserve">Gio. Francesco Bezzi (il </w:t>
-      </w:r>
-      <w:proofErr xmlns:w="http://schemas.openxmlformats.org/wordprocessingml/2006/main" w:type="spellStart"/>
-      <w:r xmlns:w="http://schemas.openxmlformats.org/wordprocessingml/2006/main">
-        <w:rPr>
-          <w:b/>
-          <w:bCs/>
-        </w:rPr>
-        <w:t xml:space="preserve">Nosadella </w:t>
-      </w:r>
-      <w:proofErr xmlns:w="http://schemas.openxmlformats.org/wordprocessingml/2006/main" w:type="spellEnd"/>
-      <w:r xmlns:w="http://schemas.openxmlformats.org/wordprocessingml/2006/main">
-        <w:rPr>
-          <w:b/>
-          <w:bCs/>
-        </w:rPr>
-        <w:t xml:space="preserve">) </w:t>
-      </w:r>
-      <w:r xmlns:w="http://schemas.openxmlformats.org/wordprocessingml/2006/main">
-        <w:t xml:space="preserve">et achevé par </w:t>
-      </w:r>
-      <w:r xmlns:w="http://schemas.openxmlformats.org/wordprocessingml/2006/main">
-        <w:rPr>
-          <w:b/>
-          <w:bCs/>
-        </w:rPr>
-        <w:t xml:space="preserve">Prospero Fontana </w:t>
-      </w:r>
-      <w:r xmlns:w="http://schemas.openxmlformats.org/wordprocessingml/2006/main">
-        <w:t xml:space="preserve">(dans le chœur).</w:t>
+      <w:r>
+        <w:rPr>
+          <w:b/>
+          <w:bCs/>
+        </w:rPr>
+        <w:t xml:space="preserve">La </w:t>
+      </w:r>
+      <w:proofErr w:type="spellStart"/>
+      <w:r>
+        <w:rPr>
+          <w:b/>
+          <w:bCs/>
+        </w:rPr>
+        <w:t>Façade</w:t>
+      </w:r>
+      <w:proofErr w:type="spellEnd"/>
+      <w:r>
+        <w:rPr>
+          <w:b/>
+          <w:bCs/>
+        </w:rPr>
+        <w:t xml:space="preserve"> :</w:t>
+      </w:r>
+      <w:r>
+        <w:t xml:space="preserve"> Elle se </w:t>
+      </w:r>
+      <w:proofErr w:type="spellStart"/>
+      <w:r>
+        <w:t>caractérise</w:t>
+      </w:r>
+      <w:proofErr w:type="spellEnd"/>
+      <w:r>
+        <w:t xml:space="preserve"> par un </w:t>
+      </w:r>
+      <w:proofErr w:type="spellStart"/>
+      <w:r>
+        <w:t>portique</w:t>
+      </w:r>
+      <w:proofErr w:type="spellEnd"/>
+      <w:r>
+        <w:t xml:space="preserve"> à </w:t>
+      </w:r>
+      <w:proofErr w:type="spellStart"/>
+      <w:r>
+        <w:t>trois</w:t>
+      </w:r>
+      <w:proofErr w:type="spellEnd"/>
+      <w:r>
+        <w:t xml:space="preserve"> </w:t>
+      </w:r>
+      <w:proofErr w:type="spellStart"/>
+      <w:r>
+        <w:t>arcades</w:t>
+      </w:r>
+      <w:proofErr w:type="spellEnd"/>
+      <w:r>
+        <w:t xml:space="preserve">. La </w:t>
+      </w:r>
+      <w:proofErr w:type="spellStart"/>
+      <w:r>
+        <w:t>partie</w:t>
+      </w:r>
+      <w:proofErr w:type="spellEnd"/>
+      <w:r>
+        <w:t xml:space="preserve"> </w:t>
+      </w:r>
+      <w:proofErr w:type="spellStart"/>
+      <w:r>
+        <w:t>supérieure</w:t>
+      </w:r>
+      <w:proofErr w:type="spellEnd"/>
+      <w:r>
+        <w:t xml:space="preserve">, </w:t>
+      </w:r>
+      <w:proofErr w:type="spellStart"/>
+      <w:r>
+        <w:t>comprenant</w:t>
+      </w:r>
+      <w:proofErr w:type="spellEnd"/>
+      <w:r>
+        <w:t xml:space="preserve"> le </w:t>
+      </w:r>
+      <w:proofErr w:type="spellStart"/>
+      <w:r>
+        <w:t>fronton</w:t>
+      </w:r>
+      <w:proofErr w:type="spellEnd"/>
+      <w:r>
+        <w:t xml:space="preserve"> </w:t>
+      </w:r>
+      <w:proofErr w:type="spellStart"/>
+      <w:r>
+        <w:t>triangulaire</w:t>
+      </w:r>
+      <w:proofErr w:type="spellEnd"/>
+      <w:r>
+        <w:t xml:space="preserve">, n'a </w:t>
+      </w:r>
+      <w:proofErr w:type="spellStart"/>
+      <w:r>
+        <w:t>été</w:t>
+      </w:r>
+      <w:proofErr w:type="spellEnd"/>
+      <w:r>
+        <w:t xml:space="preserve"> </w:t>
+      </w:r>
+      <w:proofErr w:type="spellStart"/>
+      <w:r>
+        <w:t>achevée</w:t>
+      </w:r>
+      <w:proofErr w:type="spellEnd"/>
+      <w:r>
+        <w:t xml:space="preserve"> </w:t>
+      </w:r>
+      <w:proofErr w:type="spellStart"/>
+      <w:r>
+        <w:t>qu'à</w:t>
+      </w:r>
+      <w:proofErr w:type="spellEnd"/>
+      <w:r>
+        <w:t xml:space="preserve"> une époque </w:t>
+      </w:r>
+      <w:proofErr w:type="spellStart"/>
+      <w:r>
+        <w:t>récente</w:t>
+      </w:r>
+      <w:proofErr w:type="spellEnd"/>
+      <w:r>
+        <w:t xml:space="preserve">, en </w:t>
+      </w:r>
+      <w:r>
+        <w:rPr>
+          <w:b/>
+          <w:bCs/>
+        </w:rPr>
+        <w:t>1955</w:t>
+      </w:r>
+      <w:r>
+        <w:t>.</w:t>
       </w:r>
     </w:p>
     <w:p>
-      <w:pPr xmlns:w="http://schemas.openxmlformats.org/wordprocessingml/2006/main">
+      <w:pPr>
         <w:numPr>
           <w:ilvl w:val="0"/>
           <w:numId w:val="2"/>
         </w:numPr>
       </w:pPr>
-      <w:r xmlns:w="http://schemas.openxmlformats.org/wordprocessingml/2006/main">
-        <w:rPr>
-          <w:b/>
-          <w:bCs/>
-        </w:rPr>
-        <w:t xml:space="preserve">Peintures : </w:t>
-      </w:r>
-      <w:r xmlns:w="http://schemas.openxmlformats.org/wordprocessingml/2006/main">
-        <w:t xml:space="preserve">Œuvres d'Alessandro </w:t>
-      </w:r>
-      <w:proofErr xmlns:w="http://schemas.openxmlformats.org/wordprocessingml/2006/main" w:type="spellStart"/>
-      <w:r xmlns:w="http://schemas.openxmlformats.org/wordprocessingml/2006/main">
-        <w:t xml:space="preserve">Tiarini </w:t>
-      </w:r>
-      <w:proofErr xmlns:w="http://schemas.openxmlformats.org/wordprocessingml/2006/main" w:type="spellEnd"/>
-      <w:r xmlns:w="http://schemas.openxmlformats.org/wordprocessingml/2006/main">
-        <w:t xml:space="preserve">, Orazio </w:t>
-      </w:r>
-      <w:proofErr xmlns:w="http://schemas.openxmlformats.org/wordprocessingml/2006/main" w:type="spellStart"/>
-      <w:r xmlns:w="http://schemas.openxmlformats.org/wordprocessingml/2006/main">
-        <w:t xml:space="preserve">Samacchini </w:t>
-      </w:r>
-      <w:proofErr xmlns:w="http://schemas.openxmlformats.org/wordprocessingml/2006/main" w:type="spellEnd"/>
-      <w:r xmlns:w="http://schemas.openxmlformats.org/wordprocessingml/2006/main">
-        <w:t xml:space="preserve">, Vincenzo </w:t>
-      </w:r>
-      <w:proofErr xmlns:w="http://schemas.openxmlformats.org/wordprocessingml/2006/main" w:type="spellStart"/>
-      <w:r xmlns:w="http://schemas.openxmlformats.org/wordprocessingml/2006/main">
-        <w:t xml:space="preserve">Spisanelli </w:t>
-      </w:r>
-      <w:proofErr xmlns:w="http://schemas.openxmlformats.org/wordprocessingml/2006/main" w:type="spellEnd"/>
-      <w:r xmlns:w="http://schemas.openxmlformats.org/wordprocessingml/2006/main">
-        <w:t xml:space="preserve">, Mauro Gandolfi et Alessandro </w:t>
-      </w:r>
-      <w:proofErr xmlns:w="http://schemas.openxmlformats.org/wordprocessingml/2006/main" w:type="spellStart"/>
-      <w:r xmlns:w="http://schemas.openxmlformats.org/wordprocessingml/2006/main">
-        <w:t xml:space="preserve">Guardassoni </w:t>
-      </w:r>
-      <w:proofErr xmlns:w="http://schemas.openxmlformats.org/wordprocessingml/2006/main" w:type="spellEnd"/>
-      <w:r xmlns:w="http://schemas.openxmlformats.org/wordprocessingml/2006/main">
-        <w:t xml:space="preserve">.</w:t>
+      <w:proofErr w:type="spellStart"/>
+      <w:r>
+        <w:rPr>
+          <w:b/>
+          <w:bCs/>
+        </w:rPr>
+        <w:t>Restaurations</w:t>
+      </w:r>
+      <w:proofErr w:type="spellEnd"/>
+      <w:r>
+        <w:rPr>
+          <w:b/>
+          <w:bCs/>
+        </w:rPr>
+        <w:t xml:space="preserve"> </w:t>
+      </w:r>
+      <w:proofErr w:type="spellStart"/>
+      <w:r>
+        <w:rPr>
+          <w:b/>
+          <w:bCs/>
+        </w:rPr>
+        <w:t>Récentes</w:t>
+      </w:r>
+      <w:proofErr w:type="spellEnd"/>
+      <w:r>
+        <w:rPr>
+          <w:b/>
+          <w:bCs/>
+        </w:rPr>
+        <w:t xml:space="preserve"> (Post-</w:t>
+      </w:r>
+      <w:proofErr w:type="spellStart"/>
+      <w:r>
+        <w:rPr>
+          <w:b/>
+          <w:bCs/>
+        </w:rPr>
+        <w:t>Séisme</w:t>
+      </w:r>
+      <w:proofErr w:type="spellEnd"/>
+      <w:r>
+        <w:rPr>
+          <w:b/>
+          <w:bCs/>
+        </w:rPr>
+        <w:t>) :</w:t>
+      </w:r>
+      <w:r>
+        <w:t xml:space="preserve"> Gravement </w:t>
+      </w:r>
+      <w:proofErr w:type="spellStart"/>
+      <w:r>
+        <w:t>endommagée</w:t>
+      </w:r>
+      <w:proofErr w:type="spellEnd"/>
+      <w:r>
+        <w:t xml:space="preserve"> par le </w:t>
+      </w:r>
+      <w:proofErr w:type="spellStart"/>
+      <w:r>
+        <w:t>séisme</w:t>
+      </w:r>
+      <w:proofErr w:type="spellEnd"/>
+      <w:r>
+        <w:t xml:space="preserve"> de 2012, la </w:t>
+      </w:r>
+      <w:proofErr w:type="spellStart"/>
+      <w:r>
+        <w:t>basilique</w:t>
+      </w:r>
+      <w:proofErr w:type="spellEnd"/>
+      <w:r>
+        <w:t xml:space="preserve"> est </w:t>
+      </w:r>
+      <w:proofErr w:type="spellStart"/>
+      <w:r>
+        <w:t>restée</w:t>
+      </w:r>
+      <w:proofErr w:type="spellEnd"/>
+      <w:r>
+        <w:t xml:space="preserve"> </w:t>
+      </w:r>
+      <w:proofErr w:type="spellStart"/>
+      <w:r>
+        <w:t>fermée</w:t>
+      </w:r>
+      <w:proofErr w:type="spellEnd"/>
+      <w:r>
+        <w:t xml:space="preserve"> pendant </w:t>
+      </w:r>
+      <w:proofErr w:type="spellStart"/>
+      <w:r>
+        <w:t>plusieurs</w:t>
+      </w:r>
+      <w:proofErr w:type="spellEnd"/>
+      <w:r>
+        <w:t xml:space="preserve"> </w:t>
+      </w:r>
+      <w:proofErr w:type="spellStart"/>
+      <w:r>
+        <w:t>années</w:t>
+      </w:r>
+      <w:proofErr w:type="spellEnd"/>
+      <w:r>
+        <w:t xml:space="preserve">. </w:t>
+      </w:r>
+      <w:proofErr w:type="spellStart"/>
+      <w:r>
+        <w:t>Après</w:t>
+      </w:r>
+      <w:proofErr w:type="spellEnd"/>
+      <w:r>
+        <w:t xml:space="preserve"> d'</w:t>
+      </w:r>
+      <w:proofErr w:type="spellStart"/>
+      <w:r>
+        <w:t>importants</w:t>
+      </w:r>
+      <w:proofErr w:type="spellEnd"/>
+      <w:r>
+        <w:t xml:space="preserve"> </w:t>
+      </w:r>
+      <w:proofErr w:type="spellStart"/>
+      <w:r>
+        <w:t>travaux</w:t>
+      </w:r>
+      <w:proofErr w:type="spellEnd"/>
+      <w:r>
+        <w:t xml:space="preserve"> de </w:t>
+      </w:r>
+      <w:proofErr w:type="spellStart"/>
+      <w:r>
+        <w:t>consolidation</w:t>
+      </w:r>
+      <w:proofErr w:type="spellEnd"/>
+      <w:r>
+        <w:t xml:space="preserve"> </w:t>
+      </w:r>
+      <w:proofErr w:type="spellStart"/>
+      <w:r>
+        <w:t>structurelle</w:t>
+      </w:r>
+      <w:proofErr w:type="spellEnd"/>
+      <w:r>
+        <w:t xml:space="preserve"> et la </w:t>
+      </w:r>
+      <w:proofErr w:type="spellStart"/>
+      <w:r>
+        <w:t>restauration</w:t>
+      </w:r>
+      <w:proofErr w:type="spellEnd"/>
+      <w:r>
+        <w:t xml:space="preserve"> </w:t>
+      </w:r>
+      <w:proofErr w:type="spellStart"/>
+      <w:r>
+        <w:t>des</w:t>
+      </w:r>
+      <w:proofErr w:type="spellEnd"/>
+      <w:r>
+        <w:t xml:space="preserve"> </w:t>
+      </w:r>
+      <w:proofErr w:type="spellStart"/>
+      <w:r>
+        <w:t>fresques</w:t>
+      </w:r>
+      <w:proofErr w:type="spellEnd"/>
+      <w:r>
+        <w:t xml:space="preserve">, elle a </w:t>
+      </w:r>
+      <w:proofErr w:type="spellStart"/>
+      <w:r>
+        <w:t>rouvert</w:t>
+      </w:r>
+      <w:proofErr w:type="spellEnd"/>
+      <w:r>
+        <w:t xml:space="preserve"> </w:t>
+      </w:r>
+      <w:proofErr w:type="spellStart"/>
+      <w:r>
+        <w:t>au</w:t>
+      </w:r>
+      <w:proofErr w:type="spellEnd"/>
+      <w:r>
+        <w:t xml:space="preserve"> culte en </w:t>
+      </w:r>
+      <w:r>
+        <w:rPr>
+          <w:b/>
+          <w:bCs/>
+        </w:rPr>
+        <w:t>novembre 2019</w:t>
+      </w:r>
+      <w:r>
+        <w:t>.</w:t>
       </w:r>
     </w:p>
     <w:p>
-      <w:pPr xmlns:w="http://schemas.openxmlformats.org/wordprocessingml/2006/main">
-        <w:numPr>
-          <w:ilvl w:val="0"/>
-          <w:numId w:val="2"/>
-        </w:numPr>
-      </w:pPr>
-      <w:r xmlns:w="http://schemas.openxmlformats.org/wordprocessingml/2006/main">
-        <w:rPr>
-          <w:b/>
-          <w:bCs/>
-        </w:rPr>
-        <w:t xml:space="preserve">Crucifix Fico : </w:t>
-      </w:r>
-      <w:r xmlns:w="http://schemas.openxmlformats.org/wordprocessingml/2006/main">
-        <w:t xml:space="preserve">Un ancien crucifix en bois dont la tradition remonte à avant l'an 1000.</w:t>
-      </w:r>
+      <w:pPr>
+        <w:rPr>
+          <w:b/>
+          <w:bCs/>
+        </w:rPr>
+      </w:pPr>
+      <w:proofErr w:type="spellStart"/>
+      <w:r>
+        <w:rPr>
+          <w:b/>
+          <w:bCs/>
+        </w:rPr>
+        <w:t>Œuvres</w:t>
+      </w:r>
+      <w:proofErr w:type="spellEnd"/>
+      <w:r>
+        <w:rPr>
+          <w:b/>
+          <w:bCs/>
+        </w:rPr>
+        <w:t xml:space="preserve"> d'Art </w:t>
+      </w:r>
+      <w:proofErr w:type="spellStart"/>
+      <w:r>
+        <w:rPr>
+          <w:b/>
+          <w:bCs/>
+        </w:rPr>
+        <w:t>Remarquables</w:t>
+      </w:r>
+      <w:proofErr w:type="spellEnd"/>
+      <w:r>
+        <w:rPr>
+          <w:b/>
+          <w:bCs/>
+        </w:rPr>
+        <w:t xml:space="preserve"> et </w:t>
+      </w:r>
+      <w:proofErr w:type="spellStart"/>
+      <w:r>
+        <w:rPr>
+          <w:b/>
+          <w:bCs/>
+        </w:rPr>
+        <w:t>Galerie</w:t>
+      </w:r>
+      <w:proofErr w:type="spellEnd"/>
+      <w:r>
+        <w:rPr>
+          <w:b/>
+          <w:bCs/>
+        </w:rPr>
+        <w:t xml:space="preserve"> </w:t>
+      </w:r>
+      <w:proofErr w:type="spellStart"/>
+      <w:r>
+        <w:rPr>
+          <w:b/>
+          <w:bCs/>
+        </w:rPr>
+        <w:t>Intérieure</w:t>
+      </w:r>
+      <w:proofErr w:type="spellEnd"/>
     </w:p>
     <w:p>
-      <w:pPr xmlns:w="http://schemas.openxmlformats.org/wordprocessingml/2006/main">
-        <w:numPr>
-          <w:ilvl w:val="0"/>
-          <w:numId w:val="2"/>
-        </w:numPr>
-      </w:pPr>
-      <w:r xmlns:w="http://schemas.openxmlformats.org/wordprocessingml/2006/main">
-        <w:rPr>
-          <w:b/>
-          <w:bCs/>
-        </w:rPr>
-        <w:lastRenderedPageBreak xmlns:w="http://schemas.openxmlformats.org/wordprocessingml/2006/main"/>
-      </w:r>
-      <w:r xmlns:w="http://schemas.openxmlformats.org/wordprocessingml/2006/main">
-        <w:rPr>
-          <w:b/>
-          <w:bCs/>
-        </w:rPr>
-        <w:t xml:space="preserve">Décorations : </w:t>
-      </w:r>
-      <w:r xmlns:w="http://schemas.openxmlformats.org/wordprocessingml/2006/main">
-        <w:t xml:space="preserve">La voûte a été décorée à l'époque moderne (1936-1938) par le peintre Eliseo Fumagalli, tandis que la chapelle du Saint-Sacrement possède de précieux stucs d' </w:t>
-      </w:r>
-      <w:r xmlns:w="http://schemas.openxmlformats.org/wordprocessingml/2006/main">
-        <w:rPr>
-          <w:b/>
-          <w:bCs/>
-        </w:rPr>
-        <w:t xml:space="preserve">Angelo Gabriello Piò </w:t>
-      </w:r>
-      <w:r xmlns:w="http://schemas.openxmlformats.org/wordprocessingml/2006/main">
-        <w:t xml:space="preserve">.</w:t>
+      <w:r>
+        <w:t>L'</w:t>
+      </w:r>
+      <w:proofErr w:type="spellStart"/>
+      <w:r>
+        <w:t>intérieur</w:t>
+      </w:r>
+      <w:proofErr w:type="spellEnd"/>
+      <w:r>
+        <w:t xml:space="preserve">, </w:t>
+      </w:r>
+      <w:proofErr w:type="spellStart"/>
+      <w:r>
+        <w:t>composé</w:t>
+      </w:r>
+      <w:proofErr w:type="spellEnd"/>
+      <w:r>
+        <w:t xml:space="preserve"> de </w:t>
+      </w:r>
+      <w:proofErr w:type="spellStart"/>
+      <w:r>
+        <w:t>trois</w:t>
+      </w:r>
+      <w:proofErr w:type="spellEnd"/>
+      <w:r>
+        <w:t xml:space="preserve"> </w:t>
+      </w:r>
+      <w:proofErr w:type="spellStart"/>
+      <w:r>
+        <w:t>nefs</w:t>
+      </w:r>
+      <w:proofErr w:type="spellEnd"/>
+      <w:r>
+        <w:t xml:space="preserve">, </w:t>
+      </w:r>
+      <w:proofErr w:type="spellStart"/>
+      <w:r>
+        <w:t>constitue</w:t>
+      </w:r>
+      <w:proofErr w:type="spellEnd"/>
+      <w:r>
+        <w:t xml:space="preserve"> une </w:t>
+      </w:r>
+      <w:proofErr w:type="spellStart"/>
+      <w:r>
+        <w:t>véritable</w:t>
+      </w:r>
+      <w:proofErr w:type="spellEnd"/>
+      <w:r>
+        <w:t xml:space="preserve"> </w:t>
+      </w:r>
+      <w:proofErr w:type="spellStart"/>
+      <w:r>
+        <w:t>galerie</w:t>
+      </w:r>
+      <w:proofErr w:type="spellEnd"/>
+      <w:r>
+        <w:t xml:space="preserve"> d'art de la </w:t>
+      </w:r>
+      <w:proofErr w:type="spellStart"/>
+      <w:r>
+        <w:t>peinture</w:t>
+      </w:r>
+      <w:proofErr w:type="spellEnd"/>
+      <w:r>
+        <w:t xml:space="preserve"> et de la </w:t>
+      </w:r>
+      <w:proofErr w:type="spellStart"/>
+      <w:r>
+        <w:t>sculpture</w:t>
+      </w:r>
+      <w:proofErr w:type="spellEnd"/>
+      <w:r>
+        <w:t xml:space="preserve"> </w:t>
+      </w:r>
+      <w:proofErr w:type="spellStart"/>
+      <w:r>
+        <w:t>bolognaises</w:t>
+      </w:r>
+      <w:proofErr w:type="spellEnd"/>
+      <w:r>
+        <w:t xml:space="preserve"> de la Renaissance </w:t>
+      </w:r>
+      <w:proofErr w:type="spellStart"/>
+      <w:r>
+        <w:t>au</w:t>
+      </w:r>
+      <w:proofErr w:type="spellEnd"/>
+      <w:r>
+        <w:t xml:space="preserve"> </w:t>
+      </w:r>
+      <w:proofErr w:type="spellStart"/>
+      <w:r>
+        <w:t>XIXe</w:t>
+      </w:r>
+      <w:proofErr w:type="spellEnd"/>
+      <w:r>
+        <w:t xml:space="preserve"> siècle :</w:t>
       </w:r>
     </w:p>
     <w:p>
-      <w:pPr xmlns:w="http://schemas.openxmlformats.org/wordprocessingml/2006/main">
-        <w:numPr>
-          <w:ilvl w:val="0"/>
-          <w:numId w:val="2"/>
-        </w:numPr>
-      </w:pPr>
-      <w:r xmlns:w="http://schemas.openxmlformats.org/wordprocessingml/2006/main">
-        <w:rPr>
-          <w:b/>
-          <w:bCs/>
-        </w:rPr>
-        <w:t xml:space="preserve">Fait intéressant : </w:t>
-      </w:r>
-      <w:r xmlns:w="http://schemas.openxmlformats.org/wordprocessingml/2006/main">
-        <w:t xml:space="preserve">à l’intérieur, une ancienne croix de pierre, découverte lors de fouilles, est conservée, témoignant du caractère sacré du lieu depuis l’Antiquité.</w:t>
-      </w:r>
-    </w:p>
-    <w:p>
-      <w:r>
-        <w:pict w14:anchorId="65EC7DE2">
-          <v:rect id="_x0000_i1031" style="width:0;height:1.5pt" o:hralign="center" o:hrstd="t" o:hrnoshade="t" o:hr="t" fillcolor="gray" stroked="f"/>
-        </w:pict>
-      </w:r>
-    </w:p>
-    <w:p>
-      <w:pPr xmlns:w="http://schemas.openxmlformats.org/wordprocessingml/2006/main">
-        <w:rPr>
-          <w:b/>
-          <w:bCs/>
-        </w:rPr>
-      </w:pPr>
-      <w:r xmlns:w="http://schemas.openxmlformats.org/wordprocessingml/2006/main">
-        <w:rPr>
-          <w:b/>
-          <w:bCs/>
-        </w:rPr>
-        <w:t xml:space="preserve">Sources utilisées</w:t>
-      </w:r>
-    </w:p>
-    <w:p>
-      <w:r xmlns:w="http://schemas.openxmlformats.org/wordprocessingml/2006/main">
-        <w:t xml:space="preserve">Les informations fournies proviennent des sources historiques et institutionnelles suivantes :</w:t>
-      </w:r>
-    </w:p>
-    <w:p>
-      <w:pPr xmlns:w="http://schemas.openxmlformats.org/wordprocessingml/2006/main">
+      <w:pPr>
         <w:numPr>
           <w:ilvl w:val="0"/>
           <w:numId w:val="3"/>
         </w:numPr>
       </w:pPr>
-      <w:r xmlns:w="http://schemas.openxmlformats.org/wordprocessingml/2006/main">
-        <w:rPr>
-          <w:b/>
-          <w:bCs/>
-        </w:rPr>
-        <w:t xml:space="preserve">Origine de Bologne : </w:t>
-      </w:r>
-      <w:r xmlns:w="http://schemas.openxmlformats.org/wordprocessingml/2006/main">
-        <w:t xml:space="preserve">Projet de la municipalité de Bologne qui documente l'histoire des rues et des bâtiments historiques (informations sur Via Galliera 10).</w:t>
+      <w:r>
+        <w:rPr>
+          <w:b/>
+          <w:bCs/>
+        </w:rPr>
+        <w:t xml:space="preserve">La </w:t>
+      </w:r>
+      <w:proofErr w:type="spellStart"/>
+      <w:r>
+        <w:rPr>
+          <w:b/>
+          <w:bCs/>
+        </w:rPr>
+        <w:t>Voûte</w:t>
+      </w:r>
+      <w:proofErr w:type="spellEnd"/>
+      <w:r>
+        <w:rPr>
+          <w:b/>
+          <w:bCs/>
+        </w:rPr>
+        <w:t xml:space="preserve"> :</w:t>
+      </w:r>
+      <w:r>
+        <w:t xml:space="preserve"> </w:t>
+      </w:r>
+      <w:proofErr w:type="spellStart"/>
+      <w:r>
+        <w:t>Décorée</w:t>
+      </w:r>
+      <w:proofErr w:type="spellEnd"/>
+      <w:r>
+        <w:t xml:space="preserve"> </w:t>
+      </w:r>
+      <w:proofErr w:type="spellStart"/>
+      <w:r>
+        <w:t>entre</w:t>
+      </w:r>
+      <w:proofErr w:type="spellEnd"/>
+      <w:r>
+        <w:t xml:space="preserve"> 1936 et 1938 par le </w:t>
+      </w:r>
+      <w:proofErr w:type="spellStart"/>
+      <w:r>
+        <w:t>peintre</w:t>
+      </w:r>
+      <w:proofErr w:type="spellEnd"/>
+      <w:r>
+        <w:t xml:space="preserve"> de la </w:t>
+      </w:r>
+      <w:proofErr w:type="spellStart"/>
+      <w:r>
+        <w:t>Valteline</w:t>
+      </w:r>
+      <w:proofErr w:type="spellEnd"/>
+      <w:r>
+        <w:t xml:space="preserve"> </w:t>
+      </w:r>
+      <w:r>
+        <w:rPr>
+          <w:b/>
+          <w:bCs/>
+        </w:rPr>
+        <w:t>Eliseo Fumagalli</w:t>
+      </w:r>
+      <w:r>
+        <w:t xml:space="preserve">, elle </w:t>
+      </w:r>
+      <w:proofErr w:type="spellStart"/>
+      <w:r>
+        <w:t>présente</w:t>
+      </w:r>
+      <w:proofErr w:type="spellEnd"/>
+      <w:r>
+        <w:t xml:space="preserve"> un grand </w:t>
+      </w:r>
+      <w:proofErr w:type="spellStart"/>
+      <w:r>
+        <w:t>effet</w:t>
+      </w:r>
+      <w:proofErr w:type="spellEnd"/>
+      <w:r>
+        <w:t xml:space="preserve"> de </w:t>
+      </w:r>
+      <w:proofErr w:type="spellStart"/>
+      <w:r>
+        <w:t>perspective</w:t>
+      </w:r>
+      <w:proofErr w:type="spellEnd"/>
+      <w:r>
+        <w:t xml:space="preserve"> (</w:t>
+      </w:r>
+      <w:r>
+        <w:rPr>
+          <w:i/>
+          <w:iCs/>
+        </w:rPr>
+        <w:t>sfondato</w:t>
+      </w:r>
+      <w:r>
+        <w:t xml:space="preserve">) </w:t>
+      </w:r>
+      <w:proofErr w:type="spellStart"/>
+      <w:r>
+        <w:t>simulant</w:t>
+      </w:r>
+      <w:proofErr w:type="spellEnd"/>
+      <w:r>
+        <w:t xml:space="preserve"> un ciel </w:t>
+      </w:r>
+      <w:proofErr w:type="spellStart"/>
+      <w:r>
+        <w:t>ouvert</w:t>
+      </w:r>
+      <w:proofErr w:type="spellEnd"/>
+      <w:r>
+        <w:t xml:space="preserve"> </w:t>
+      </w:r>
+      <w:proofErr w:type="spellStart"/>
+      <w:r>
+        <w:t>peuplé</w:t>
+      </w:r>
+      <w:proofErr w:type="spellEnd"/>
+      <w:r>
+        <w:t xml:space="preserve"> de </w:t>
+      </w:r>
+      <w:proofErr w:type="spellStart"/>
+      <w:r>
+        <w:t>nuées</w:t>
+      </w:r>
+      <w:proofErr w:type="spellEnd"/>
+      <w:r>
+        <w:t xml:space="preserve"> d'</w:t>
+      </w:r>
+      <w:proofErr w:type="spellStart"/>
+      <w:r>
+        <w:t>anges</w:t>
+      </w:r>
+      <w:proofErr w:type="spellEnd"/>
+      <w:r>
+        <w:t>.</w:t>
       </w:r>
     </w:p>
     <w:p>
-      <w:pPr xmlns:w="http://schemas.openxmlformats.org/wordprocessingml/2006/main">
+      <w:pPr>
         <w:numPr>
           <w:ilvl w:val="0"/>
           <w:numId w:val="3"/>
         </w:numPr>
       </w:pPr>
-      <w:r xmlns:w="http://schemas.openxmlformats.org/wordprocessingml/2006/main">
-        <w:rPr>
-          <w:b/>
-          <w:bCs/>
-        </w:rPr>
-        <w:t xml:space="preserve">Bologna Online - Bibliothèque Salaborsa : </w:t>
-      </w:r>
-      <w:r xmlns:w="http://schemas.openxmlformats.org/wordprocessingml/2006/main">
-        <w:t xml:space="preserve">Archives numériques de la Bibliothèque centrale de Bologne.</w:t>
+      <w:proofErr w:type="spellStart"/>
+      <w:r>
+        <w:rPr>
+          <w:b/>
+          <w:bCs/>
+        </w:rPr>
+        <w:t>Retable</w:t>
+      </w:r>
+      <w:proofErr w:type="spellEnd"/>
+      <w:r>
+        <w:rPr>
+          <w:b/>
+          <w:bCs/>
+        </w:rPr>
+        <w:t xml:space="preserve"> de l'Assomption (</w:t>
+      </w:r>
+      <w:proofErr w:type="spellStart"/>
+      <w:r>
+        <w:rPr>
+          <w:b/>
+          <w:bCs/>
+        </w:rPr>
+        <w:t>dans</w:t>
+      </w:r>
+      <w:proofErr w:type="spellEnd"/>
+      <w:r>
+        <w:rPr>
+          <w:b/>
+          <w:bCs/>
+        </w:rPr>
+        <w:t xml:space="preserve"> le </w:t>
+      </w:r>
+      <w:proofErr w:type="spellStart"/>
+      <w:r>
+        <w:rPr>
+          <w:b/>
+          <w:bCs/>
+        </w:rPr>
+        <w:t>Chœur</w:t>
+      </w:r>
+      <w:proofErr w:type="spellEnd"/>
+      <w:r>
+        <w:rPr>
+          <w:b/>
+          <w:bCs/>
+        </w:rPr>
+        <w:t>) :</w:t>
+      </w:r>
+      <w:r>
+        <w:t xml:space="preserve"> </w:t>
+      </w:r>
+      <w:proofErr w:type="spellStart"/>
+      <w:r>
+        <w:t>Commencé</w:t>
+      </w:r>
+      <w:proofErr w:type="spellEnd"/>
+      <w:r>
+        <w:t xml:space="preserve"> par </w:t>
+      </w:r>
+      <w:r>
+        <w:rPr>
+          <w:b/>
+          <w:bCs/>
+        </w:rPr>
+        <w:t>Giovanni Francesco Bezzi (</w:t>
+      </w:r>
+      <w:proofErr w:type="spellStart"/>
+      <w:r>
+        <w:rPr>
+          <w:b/>
+          <w:bCs/>
+        </w:rPr>
+        <w:t>dit</w:t>
+      </w:r>
+      <w:proofErr w:type="spellEnd"/>
+      <w:r>
+        <w:rPr>
+          <w:b/>
+          <w:bCs/>
+        </w:rPr>
+        <w:t xml:space="preserve"> Il </w:t>
+      </w:r>
+      <w:proofErr w:type="spellStart"/>
+      <w:r>
+        <w:rPr>
+          <w:b/>
+          <w:bCs/>
+        </w:rPr>
+        <w:t>Nosadella</w:t>
+      </w:r>
+      <w:proofErr w:type="spellEnd"/>
+      <w:r>
+        <w:rPr>
+          <w:b/>
+          <w:bCs/>
+        </w:rPr>
+        <w:t>)</w:t>
+      </w:r>
+      <w:r>
+        <w:t xml:space="preserve"> et </w:t>
+      </w:r>
+      <w:proofErr w:type="spellStart"/>
+      <w:r>
+        <w:t>achevé</w:t>
+      </w:r>
+      <w:proofErr w:type="spellEnd"/>
+      <w:r>
+        <w:t xml:space="preserve"> par </w:t>
+      </w:r>
+      <w:r>
+        <w:rPr>
+          <w:b/>
+          <w:bCs/>
+        </w:rPr>
+        <w:t>Prospero Fontana</w:t>
+      </w:r>
+      <w:r>
+        <w:t>.</w:t>
       </w:r>
     </w:p>
     <w:p>
-      <w:pPr xmlns:w="http://schemas.openxmlformats.org/wordprocessingml/2006/main">
+      <w:pPr>
         <w:numPr>
           <w:ilvl w:val="0"/>
           <w:numId w:val="3"/>
         </w:numPr>
       </w:pPr>
-      <w:r xmlns:w="http://schemas.openxmlformats.org/wordprocessingml/2006/main">
-        <w:rPr>
-          <w:b/>
-          <w:bCs/>
-        </w:rPr>
-        <w:t xml:space="preserve">Histoire et mémoire de Bologne : </w:t>
-      </w:r>
-      <w:r xmlns:w="http://schemas.openxmlformats.org/wordprocessingml/2006/main">
-        <w:t xml:space="preserve">le portail officiel de la municipalité pour la promotion de son patrimoine historique.</w:t>
+      <w:proofErr w:type="spellStart"/>
+      <w:r>
+        <w:rPr>
+          <w:b/>
+          <w:bCs/>
+        </w:rPr>
+        <w:t>Patrimoine</w:t>
+      </w:r>
+      <w:proofErr w:type="spellEnd"/>
+      <w:r>
+        <w:rPr>
+          <w:b/>
+          <w:bCs/>
+        </w:rPr>
+        <w:t xml:space="preserve"> </w:t>
+      </w:r>
+      <w:proofErr w:type="spellStart"/>
+      <w:r>
+        <w:rPr>
+          <w:b/>
+          <w:bCs/>
+        </w:rPr>
+        <w:t>Pictural</w:t>
+      </w:r>
+      <w:proofErr w:type="spellEnd"/>
+      <w:r>
+        <w:rPr>
+          <w:b/>
+          <w:bCs/>
+        </w:rPr>
+        <w:t xml:space="preserve"> :</w:t>
+      </w:r>
+      <w:r>
+        <w:t xml:space="preserve"> </w:t>
+      </w:r>
+      <w:proofErr w:type="spellStart"/>
+      <w:r>
+        <w:t>Abrite</w:t>
+      </w:r>
+      <w:proofErr w:type="spellEnd"/>
+      <w:r>
+        <w:t xml:space="preserve"> de </w:t>
+      </w:r>
+      <w:proofErr w:type="spellStart"/>
+      <w:r>
+        <w:t>précieuses</w:t>
+      </w:r>
+      <w:proofErr w:type="spellEnd"/>
+      <w:r>
+        <w:t xml:space="preserve"> </w:t>
+      </w:r>
+      <w:proofErr w:type="spellStart"/>
+      <w:r>
+        <w:t>toiles</w:t>
+      </w:r>
+      <w:proofErr w:type="spellEnd"/>
+      <w:r>
+        <w:t xml:space="preserve"> de </w:t>
+      </w:r>
+      <w:proofErr w:type="spellStart"/>
+      <w:r>
+        <w:t>grands</w:t>
+      </w:r>
+      <w:proofErr w:type="spellEnd"/>
+      <w:r>
+        <w:t xml:space="preserve"> maîtres </w:t>
+      </w:r>
+      <w:proofErr w:type="spellStart"/>
+      <w:r>
+        <w:t>tels</w:t>
+      </w:r>
+      <w:proofErr w:type="spellEnd"/>
+      <w:r>
+        <w:t xml:space="preserve"> </w:t>
+      </w:r>
+      <w:proofErr w:type="spellStart"/>
+      <w:r>
+        <w:t>que</w:t>
+      </w:r>
+      <w:proofErr w:type="spellEnd"/>
+      <w:r>
+        <w:t xml:space="preserve"> :</w:t>
       </w:r>
     </w:p>
     <w:p>
-      <w:pPr xmlns:w="http://schemas.openxmlformats.org/wordprocessingml/2006/main">
+      <w:pPr>
+        <w:numPr>
+          <w:ilvl w:val="1"/>
+          <w:numId w:val="3"/>
+        </w:numPr>
+      </w:pPr>
+      <w:r>
+        <w:rPr>
+          <w:b/>
+          <w:bCs/>
+        </w:rPr>
+        <w:t>Orazio Samacchini</w:t>
+      </w:r>
+    </w:p>
+    <w:p>
+      <w:pPr>
+        <w:numPr>
+          <w:ilvl w:val="1"/>
+          <w:numId w:val="3"/>
+        </w:numPr>
+      </w:pPr>
+      <w:r>
+        <w:rPr>
+          <w:b/>
+          <w:bCs/>
+        </w:rPr>
+        <w:t>Prospero Fontana</w:t>
+      </w:r>
+    </w:p>
+    <w:p>
+      <w:pPr>
+        <w:numPr>
+          <w:ilvl w:val="1"/>
+          <w:numId w:val="3"/>
+        </w:numPr>
+      </w:pPr>
+      <w:r>
+        <w:rPr>
+          <w:b/>
+          <w:bCs/>
+        </w:rPr>
+        <w:t>Alessandro Tiarini</w:t>
+      </w:r>
+    </w:p>
+    <w:p>
+      <w:pPr>
+        <w:numPr>
+          <w:ilvl w:val="1"/>
+          <w:numId w:val="3"/>
+        </w:numPr>
+      </w:pPr>
+      <w:r>
+        <w:rPr>
+          <w:b/>
+          <w:bCs/>
+        </w:rPr>
+        <w:t>Vincenzo Spisanelli</w:t>
+      </w:r>
+    </w:p>
+    <w:p>
+      <w:pPr>
+        <w:numPr>
+          <w:ilvl w:val="1"/>
+          <w:numId w:val="3"/>
+        </w:numPr>
+      </w:pPr>
+      <w:r>
+        <w:rPr>
+          <w:b/>
+          <w:bCs/>
+        </w:rPr>
+        <w:t>Mauro Gandolfi</w:t>
+      </w:r>
+    </w:p>
+    <w:p>
+      <w:pPr>
+        <w:numPr>
+          <w:ilvl w:val="1"/>
+          <w:numId w:val="3"/>
+        </w:numPr>
+      </w:pPr>
+      <w:r>
+        <w:rPr>
+          <w:b/>
+          <w:bCs/>
+        </w:rPr>
+        <w:t>Alessandro Guardassoni</w:t>
+      </w:r>
+    </w:p>
+    <w:p>
+      <w:pPr>
         <w:numPr>
           <w:ilvl w:val="0"/>
           <w:numId w:val="3"/>
         </w:numPr>
       </w:pPr>
-      <w:proofErr xmlns:w="http://schemas.openxmlformats.org/wordprocessingml/2006/main" w:type="spellStart"/>
-      <w:r xmlns:w="http://schemas.openxmlformats.org/wordprocessingml/2006/main">
-        <w:rPr>
-          <w:b/>
-          <w:bCs/>
-        </w:rPr>
-        <w:t xml:space="preserve">BeWeB </w:t>
-      </w:r>
-      <w:proofErr xmlns:w="http://schemas.openxmlformats.org/wordprocessingml/2006/main" w:type="spellEnd"/>
-      <w:r xmlns:w="http://schemas.openxmlformats.org/wordprocessingml/2006/main">
-        <w:rPr>
-          <w:b/>
-          <w:bCs/>
-        </w:rPr>
-        <w:t xml:space="preserve">(Patrimoine ecclésiastique sur le Web) : </w:t>
-      </w:r>
-      <w:r xmlns:w="http://schemas.openxmlformats.org/wordprocessingml/2006/main">
-        <w:t xml:space="preserve">Recensement officiel de la Conférence épiscopale italienne (CEI).</w:t>
+      <w:r>
+        <w:rPr>
+          <w:b/>
+          <w:bCs/>
+        </w:rPr>
+        <w:t xml:space="preserve">Chapelle </w:t>
+      </w:r>
+      <w:proofErr w:type="spellStart"/>
+      <w:r>
+        <w:rPr>
+          <w:b/>
+          <w:bCs/>
+        </w:rPr>
+        <w:t>du</w:t>
+      </w:r>
+      <w:proofErr w:type="spellEnd"/>
+      <w:r>
+        <w:rPr>
+          <w:b/>
+          <w:bCs/>
+        </w:rPr>
+        <w:t xml:space="preserve"> Saint-</w:t>
+      </w:r>
+      <w:proofErr w:type="spellStart"/>
+      <w:r>
+        <w:rPr>
+          <w:b/>
+          <w:bCs/>
+        </w:rPr>
+        <w:t>Sacrement</w:t>
+      </w:r>
+      <w:proofErr w:type="spellEnd"/>
+      <w:r>
+        <w:rPr>
+          <w:b/>
+          <w:bCs/>
+        </w:rPr>
+        <w:t xml:space="preserve"> :</w:t>
+      </w:r>
+      <w:r>
+        <w:t xml:space="preserve"> </w:t>
+      </w:r>
+      <w:proofErr w:type="spellStart"/>
+      <w:r>
+        <w:t>Remarquable</w:t>
+      </w:r>
+      <w:proofErr w:type="spellEnd"/>
+      <w:r>
+        <w:t xml:space="preserve"> par </w:t>
+      </w:r>
+      <w:proofErr w:type="spellStart"/>
+      <w:r>
+        <w:t>ses</w:t>
+      </w:r>
+      <w:proofErr w:type="spellEnd"/>
+      <w:r>
+        <w:t xml:space="preserve"> </w:t>
+      </w:r>
+      <w:proofErr w:type="spellStart"/>
+      <w:r>
+        <w:t>délicats</w:t>
+      </w:r>
+      <w:proofErr w:type="spellEnd"/>
+      <w:r>
+        <w:t xml:space="preserve"> </w:t>
+      </w:r>
+      <w:proofErr w:type="spellStart"/>
+      <w:r>
+        <w:t>stucs</w:t>
+      </w:r>
+      <w:proofErr w:type="spellEnd"/>
+      <w:r>
+        <w:t xml:space="preserve"> </w:t>
+      </w:r>
+      <w:proofErr w:type="spellStart"/>
+      <w:r>
+        <w:t>réalisés</w:t>
+      </w:r>
+      <w:proofErr w:type="spellEnd"/>
+      <w:r>
+        <w:t xml:space="preserve"> par </w:t>
+      </w:r>
+      <w:r>
+        <w:rPr>
+          <w:b/>
+          <w:bCs/>
+        </w:rPr>
+        <w:t>Angelo Gabriello Piò</w:t>
+      </w:r>
+      <w:r>
+        <w:t xml:space="preserve">, </w:t>
+      </w:r>
+      <w:proofErr w:type="spellStart"/>
+      <w:r>
+        <w:t>célèbre</w:t>
+      </w:r>
+      <w:proofErr w:type="spellEnd"/>
+      <w:r>
+        <w:t xml:space="preserve"> </w:t>
+      </w:r>
+      <w:proofErr w:type="spellStart"/>
+      <w:r>
+        <w:t>sculpteur</w:t>
+      </w:r>
+      <w:proofErr w:type="spellEnd"/>
+      <w:r>
+        <w:t xml:space="preserve"> </w:t>
+      </w:r>
+      <w:proofErr w:type="spellStart"/>
+      <w:r>
+        <w:t>du</w:t>
+      </w:r>
+      <w:proofErr w:type="spellEnd"/>
+      <w:r>
+        <w:t xml:space="preserve"> </w:t>
+      </w:r>
+      <w:proofErr w:type="spellStart"/>
+      <w:r>
+        <w:t>XVIIIe</w:t>
+      </w:r>
+      <w:proofErr w:type="spellEnd"/>
+      <w:r>
+        <w:t xml:space="preserve"> siècle </w:t>
+      </w:r>
+      <w:proofErr w:type="spellStart"/>
+      <w:r>
+        <w:t>bolognais</w:t>
+      </w:r>
+      <w:proofErr w:type="spellEnd"/>
+      <w:r>
+        <w:t>.</w:t>
       </w:r>
     </w:p>
     <w:p>
-      <w:pPr xmlns:w="http://schemas.openxmlformats.org/wordprocessingml/2006/main">
+      <w:pPr>
         <w:numPr>
           <w:ilvl w:val="0"/>
           <w:numId w:val="3"/>
         </w:numPr>
       </w:pPr>
-      <w:r xmlns:w="http://schemas.openxmlformats.org/wordprocessingml/2006/main">
-        <w:rPr>
-          <w:b/>
-          <w:bCs/>
-        </w:rPr>
-        <w:t xml:space="preserve">Site officiel de la basilique : </w:t>
-      </w:r>
-      <w:r xmlns:w="http://schemas.openxmlformats.org/wordprocessingml/2006/main">
-        <w:t xml:space="preserve">Documentation relative à la restauration après le tremblement de terre de 2012.</w:t>
+      <w:r>
+        <w:rPr>
+          <w:b/>
+          <w:bCs/>
+        </w:rPr>
+        <w:t xml:space="preserve">Le </w:t>
+      </w:r>
+      <w:proofErr w:type="spellStart"/>
+      <w:r>
+        <w:rPr>
+          <w:b/>
+          <w:bCs/>
+        </w:rPr>
+        <w:t>Crucifix</w:t>
+      </w:r>
+      <w:proofErr w:type="spellEnd"/>
+      <w:r>
+        <w:rPr>
+          <w:b/>
+          <w:bCs/>
+        </w:rPr>
+        <w:t xml:space="preserve"> en Bois de </w:t>
+      </w:r>
+      <w:proofErr w:type="spellStart"/>
+      <w:r>
+        <w:rPr>
+          <w:b/>
+          <w:bCs/>
+        </w:rPr>
+        <w:t>Figuier</w:t>
+      </w:r>
+      <w:proofErr w:type="spellEnd"/>
+      <w:r>
+        <w:rPr>
+          <w:b/>
+          <w:bCs/>
+        </w:rPr>
+        <w:t xml:space="preserve"> :</w:t>
+      </w:r>
+      <w:r>
+        <w:t xml:space="preserve"> Un </w:t>
+      </w:r>
+      <w:proofErr w:type="spellStart"/>
+      <w:r>
+        <w:t>très</w:t>
+      </w:r>
+      <w:proofErr w:type="spellEnd"/>
+      <w:r>
+        <w:t xml:space="preserve"> ancien </w:t>
+      </w:r>
+      <w:proofErr w:type="spellStart"/>
+      <w:r>
+        <w:t>crucifix</w:t>
+      </w:r>
+      <w:proofErr w:type="spellEnd"/>
+      <w:r>
+        <w:t xml:space="preserve"> en </w:t>
+      </w:r>
+      <w:proofErr w:type="spellStart"/>
+      <w:r>
+        <w:t>bois</w:t>
+      </w:r>
+      <w:proofErr w:type="spellEnd"/>
+      <w:r>
+        <w:t xml:space="preserve"> </w:t>
+      </w:r>
+      <w:proofErr w:type="spellStart"/>
+      <w:r>
+        <w:t>que</w:t>
+      </w:r>
+      <w:proofErr w:type="spellEnd"/>
+      <w:r>
+        <w:t xml:space="preserve"> la </w:t>
+      </w:r>
+      <w:proofErr w:type="spellStart"/>
+      <w:r>
+        <w:t>tradition</w:t>
+      </w:r>
+      <w:proofErr w:type="spellEnd"/>
+      <w:r>
+        <w:t xml:space="preserve"> </w:t>
+      </w:r>
+      <w:proofErr w:type="spellStart"/>
+      <w:r>
+        <w:t>fait</w:t>
+      </w:r>
+      <w:proofErr w:type="spellEnd"/>
+      <w:r>
+        <w:t xml:space="preserve"> </w:t>
+      </w:r>
+      <w:proofErr w:type="spellStart"/>
+      <w:r>
+        <w:t>remonter</w:t>
+      </w:r>
+      <w:proofErr w:type="spellEnd"/>
+      <w:r>
+        <w:t xml:space="preserve"> </w:t>
+      </w:r>
+      <w:proofErr w:type="spellStart"/>
+      <w:r>
+        <w:t>avant</w:t>
+      </w:r>
+      <w:proofErr w:type="spellEnd"/>
+      <w:r>
+        <w:t xml:space="preserve"> </w:t>
+      </w:r>
+      <w:proofErr w:type="spellStart"/>
+      <w:r>
+        <w:t>l'an</w:t>
+      </w:r>
+      <w:proofErr w:type="spellEnd"/>
+      <w:r>
+        <w:t xml:space="preserve"> mil (</w:t>
+      </w:r>
+      <w:proofErr w:type="spellStart"/>
+      <w:r>
+        <w:t>attribué</w:t>
+      </w:r>
+      <w:proofErr w:type="spellEnd"/>
+      <w:r>
+        <w:t xml:space="preserve"> </w:t>
+      </w:r>
+      <w:proofErr w:type="spellStart"/>
+      <w:r>
+        <w:t>aux</w:t>
+      </w:r>
+      <w:proofErr w:type="spellEnd"/>
+      <w:r>
+        <w:t xml:space="preserve"> </w:t>
+      </w:r>
+      <w:proofErr w:type="spellStart"/>
+      <w:r>
+        <w:t>XIIe-XIIIe</w:t>
+      </w:r>
+      <w:proofErr w:type="spellEnd"/>
+      <w:r>
+        <w:t xml:space="preserve"> siècles).</w:t>
       </w:r>
     </w:p>
     <w:p>
-      <w:r xmlns:w="http://schemas.openxmlformats.org/wordprocessingml/2006/main">
-        <w:t xml:space="preserve">Souhaiteriez-vous en savoir plus sur l'histoire d'une œuvre spécifique à l'intérieur de la basilique ou connaître ses heures d'ouverture ?</w:t>
+      <w:pPr>
+        <w:numPr>
+          <w:ilvl w:val="0"/>
+          <w:numId w:val="3"/>
+        </w:numPr>
+      </w:pPr>
+      <w:r>
+        <w:rPr>
+          <w:b/>
+          <w:bCs/>
+        </w:rPr>
+        <w:lastRenderedPageBreak/>
+        <w:t>La Croix en Pierre :</w:t>
+      </w:r>
+      <w:r>
+        <w:t xml:space="preserve"> Une </w:t>
+      </w:r>
+      <w:proofErr w:type="spellStart"/>
+      <w:r>
+        <w:t>ancienne</w:t>
+      </w:r>
+      <w:proofErr w:type="spellEnd"/>
+      <w:r>
+        <w:t xml:space="preserve"> </w:t>
+      </w:r>
+      <w:proofErr w:type="spellStart"/>
+      <w:r>
+        <w:t>croix</w:t>
+      </w:r>
+      <w:proofErr w:type="spellEnd"/>
+      <w:r>
+        <w:t xml:space="preserve"> </w:t>
+      </w:r>
+      <w:proofErr w:type="spellStart"/>
+      <w:r>
+        <w:t>viaire</w:t>
+      </w:r>
+      <w:proofErr w:type="spellEnd"/>
+      <w:r>
+        <w:t xml:space="preserve"> en pierre, </w:t>
+      </w:r>
+      <w:proofErr w:type="spellStart"/>
+      <w:r>
+        <w:t>découverte</w:t>
+      </w:r>
+      <w:proofErr w:type="spellEnd"/>
+      <w:r>
+        <w:t xml:space="preserve"> </w:t>
+      </w:r>
+      <w:proofErr w:type="spellStart"/>
+      <w:r>
+        <w:t>lors</w:t>
+      </w:r>
+      <w:proofErr w:type="spellEnd"/>
+      <w:r>
+        <w:t xml:space="preserve"> de </w:t>
+      </w:r>
+      <w:proofErr w:type="spellStart"/>
+      <w:r>
+        <w:t>fouilles</w:t>
+      </w:r>
+      <w:proofErr w:type="spellEnd"/>
+      <w:r>
+        <w:t xml:space="preserve"> </w:t>
+      </w:r>
+      <w:proofErr w:type="spellStart"/>
+      <w:r>
+        <w:t>archéologiques</w:t>
+      </w:r>
+      <w:proofErr w:type="spellEnd"/>
+      <w:r>
+        <w:t xml:space="preserve"> </w:t>
+      </w:r>
+      <w:proofErr w:type="spellStart"/>
+      <w:r>
+        <w:t>sous</w:t>
+      </w:r>
+      <w:proofErr w:type="spellEnd"/>
+      <w:r>
+        <w:t xml:space="preserve"> le sol, y est </w:t>
+      </w:r>
+      <w:proofErr w:type="spellStart"/>
+      <w:r>
+        <w:t>conservée</w:t>
+      </w:r>
+      <w:proofErr w:type="spellEnd"/>
+      <w:r>
+        <w:t xml:space="preserve">, </w:t>
+      </w:r>
+      <w:proofErr w:type="spellStart"/>
+      <w:r>
+        <w:t>témoignant</w:t>
+      </w:r>
+      <w:proofErr w:type="spellEnd"/>
+      <w:r>
+        <w:t xml:space="preserve"> de la </w:t>
+      </w:r>
+      <w:proofErr w:type="spellStart"/>
+      <w:r>
+        <w:t>sacralité</w:t>
+      </w:r>
+      <w:proofErr w:type="spellEnd"/>
+      <w:r>
+        <w:t xml:space="preserve"> </w:t>
+      </w:r>
+      <w:proofErr w:type="spellStart"/>
+      <w:r>
+        <w:t>séculaire</w:t>
+      </w:r>
+      <w:proofErr w:type="spellEnd"/>
+      <w:r>
+        <w:t xml:space="preserve"> et </w:t>
+      </w:r>
+      <w:proofErr w:type="spellStart"/>
+      <w:r>
+        <w:t>ininterrompue</w:t>
+      </w:r>
+      <w:proofErr w:type="spellEnd"/>
+      <w:r>
+        <w:t xml:space="preserve"> </w:t>
+      </w:r>
+      <w:proofErr w:type="spellStart"/>
+      <w:r>
+        <w:t>du</w:t>
+      </w:r>
+      <w:proofErr w:type="spellEnd"/>
+      <w:r>
+        <w:t xml:space="preserve"> </w:t>
+      </w:r>
+      <w:proofErr w:type="spellStart"/>
+      <w:r>
+        <w:t>lieu</w:t>
+      </w:r>
+      <w:proofErr w:type="spellEnd"/>
+      <w:r>
+        <w:t>.</w:t>
+      </w:r>
+    </w:p>
+    <w:p>
+      <w:pPr>
+        <w:rPr>
+          <w:b/>
+          <w:bCs/>
+        </w:rPr>
+      </w:pPr>
+      <w:proofErr w:type="spellStart"/>
+      <w:r>
+        <w:rPr>
+          <w:b/>
+          <w:bCs/>
+        </w:rPr>
+        <w:t>Anecdotes</w:t>
+      </w:r>
+      <w:proofErr w:type="spellEnd"/>
+      <w:r>
+        <w:rPr>
+          <w:b/>
+          <w:bCs/>
+        </w:rPr>
+        <w:t xml:space="preserve">, </w:t>
+      </w:r>
+      <w:proofErr w:type="spellStart"/>
+      <w:r>
+        <w:rPr>
+          <w:b/>
+          <w:bCs/>
+        </w:rPr>
+        <w:t>Curiosités</w:t>
+      </w:r>
+      <w:proofErr w:type="spellEnd"/>
+      <w:r>
+        <w:rPr>
+          <w:b/>
+          <w:bCs/>
+        </w:rPr>
+        <w:t xml:space="preserve"> et </w:t>
+      </w:r>
+      <w:proofErr w:type="spellStart"/>
+      <w:r>
+        <w:rPr>
+          <w:b/>
+          <w:bCs/>
+        </w:rPr>
+        <w:t>Éclairages</w:t>
+      </w:r>
+      <w:proofErr w:type="spellEnd"/>
+      <w:r>
+        <w:rPr>
+          <w:b/>
+          <w:bCs/>
+        </w:rPr>
+        <w:t xml:space="preserve"> </w:t>
+      </w:r>
+      <w:proofErr w:type="spellStart"/>
+      <w:r>
+        <w:rPr>
+          <w:b/>
+          <w:bCs/>
+        </w:rPr>
+        <w:t>Historiques</w:t>
+      </w:r>
+      <w:proofErr w:type="spellEnd"/>
+    </w:p>
+    <w:p>
+      <w:pPr>
+        <w:numPr>
+          <w:ilvl w:val="0"/>
+          <w:numId w:val="4"/>
+        </w:numPr>
+      </w:pPr>
+      <w:r>
+        <w:rPr>
+          <w:b/>
+          <w:bCs/>
+        </w:rPr>
+        <w:t xml:space="preserve">Le </w:t>
+      </w:r>
+      <w:proofErr w:type="spellStart"/>
+      <w:r>
+        <w:rPr>
+          <w:b/>
+          <w:bCs/>
+        </w:rPr>
+        <w:t>Mystère</w:t>
+      </w:r>
+      <w:proofErr w:type="spellEnd"/>
+      <w:r>
+        <w:rPr>
+          <w:b/>
+          <w:bCs/>
+        </w:rPr>
+        <w:t xml:space="preserve"> </w:t>
+      </w:r>
+      <w:proofErr w:type="spellStart"/>
+      <w:r>
+        <w:rPr>
+          <w:b/>
+          <w:bCs/>
+        </w:rPr>
+        <w:t>du</w:t>
+      </w:r>
+      <w:proofErr w:type="spellEnd"/>
+      <w:r>
+        <w:rPr>
+          <w:b/>
+          <w:bCs/>
+        </w:rPr>
+        <w:t xml:space="preserve"> Bois de </w:t>
+      </w:r>
+      <w:proofErr w:type="spellStart"/>
+      <w:r>
+        <w:rPr>
+          <w:b/>
+          <w:bCs/>
+        </w:rPr>
+        <w:t>Figuier</w:t>
+      </w:r>
+      <w:proofErr w:type="spellEnd"/>
+      <w:r>
+        <w:rPr>
+          <w:b/>
+          <w:bCs/>
+        </w:rPr>
+        <w:t xml:space="preserve"> :</w:t>
+      </w:r>
+      <w:r>
+        <w:t xml:space="preserve"> La </w:t>
+      </w:r>
+      <w:proofErr w:type="spellStart"/>
+      <w:r>
+        <w:t>tradition</w:t>
+      </w:r>
+      <w:proofErr w:type="spellEnd"/>
+      <w:r>
+        <w:t xml:space="preserve"> </w:t>
+      </w:r>
+      <w:proofErr w:type="spellStart"/>
+      <w:r>
+        <w:t>dévote</w:t>
+      </w:r>
+      <w:proofErr w:type="spellEnd"/>
+      <w:r>
+        <w:t xml:space="preserve"> </w:t>
+      </w:r>
+      <w:proofErr w:type="spellStart"/>
+      <w:r>
+        <w:t>qualifie</w:t>
+      </w:r>
+      <w:proofErr w:type="spellEnd"/>
+      <w:r>
+        <w:t xml:space="preserve"> le </w:t>
+      </w:r>
+      <w:proofErr w:type="spellStart"/>
+      <w:r>
+        <w:t>crucifix</w:t>
+      </w:r>
+      <w:proofErr w:type="spellEnd"/>
+      <w:r>
+        <w:t xml:space="preserve"> de </w:t>
+      </w:r>
+      <w:r>
+        <w:rPr>
+          <w:i/>
+          <w:iCs/>
+        </w:rPr>
+        <w:t>"Crocifisso di Fico"</w:t>
+      </w:r>
+      <w:r>
+        <w:t xml:space="preserve"> car il est </w:t>
+      </w:r>
+      <w:proofErr w:type="spellStart"/>
+      <w:r>
+        <w:t>sculpté</w:t>
+      </w:r>
+      <w:proofErr w:type="spellEnd"/>
+      <w:r>
+        <w:t xml:space="preserve"> </w:t>
+      </w:r>
+      <w:proofErr w:type="spellStart"/>
+      <w:r>
+        <w:t>dans</w:t>
+      </w:r>
+      <w:proofErr w:type="spellEnd"/>
+      <w:r>
+        <w:t xml:space="preserve"> </w:t>
+      </w:r>
+      <w:proofErr w:type="spellStart"/>
+      <w:r>
+        <w:t>du</w:t>
+      </w:r>
+      <w:proofErr w:type="spellEnd"/>
+      <w:r>
+        <w:t xml:space="preserve"> </w:t>
+      </w:r>
+      <w:proofErr w:type="spellStart"/>
+      <w:r>
+        <w:t>bois</w:t>
+      </w:r>
+      <w:proofErr w:type="spellEnd"/>
+      <w:r>
+        <w:t xml:space="preserve"> de </w:t>
+      </w:r>
+      <w:proofErr w:type="spellStart"/>
+      <w:r>
+        <w:t>figuier</w:t>
+      </w:r>
+      <w:proofErr w:type="spellEnd"/>
+      <w:r>
+        <w:t xml:space="preserve">. </w:t>
+      </w:r>
+      <w:proofErr w:type="spellStart"/>
+      <w:r>
+        <w:t>Du</w:t>
+      </w:r>
+      <w:proofErr w:type="spellEnd"/>
+      <w:r>
+        <w:t xml:space="preserve"> point de </w:t>
+      </w:r>
+      <w:proofErr w:type="spellStart"/>
+      <w:r>
+        <w:t>vue</w:t>
+      </w:r>
+      <w:proofErr w:type="spellEnd"/>
+      <w:r>
+        <w:t xml:space="preserve"> </w:t>
+      </w:r>
+      <w:proofErr w:type="spellStart"/>
+      <w:r>
+        <w:t>artistique</w:t>
+      </w:r>
+      <w:proofErr w:type="spellEnd"/>
+      <w:r>
+        <w:t xml:space="preserve"> et </w:t>
+      </w:r>
+      <w:proofErr w:type="spellStart"/>
+      <w:r>
+        <w:t>botanique</w:t>
+      </w:r>
+      <w:proofErr w:type="spellEnd"/>
+      <w:r>
+        <w:t xml:space="preserve">, c'est une </w:t>
+      </w:r>
+      <w:proofErr w:type="spellStart"/>
+      <w:r>
+        <w:t>essence</w:t>
+      </w:r>
+      <w:proofErr w:type="spellEnd"/>
+      <w:r>
+        <w:t xml:space="preserve"> </w:t>
+      </w:r>
+      <w:proofErr w:type="spellStart"/>
+      <w:r>
+        <w:t>très</w:t>
+      </w:r>
+      <w:proofErr w:type="spellEnd"/>
+      <w:r>
+        <w:t xml:space="preserve"> rare à </w:t>
+      </w:r>
+      <w:proofErr w:type="spellStart"/>
+      <w:r>
+        <w:t>sculpter</w:t>
+      </w:r>
+      <w:proofErr w:type="spellEnd"/>
+      <w:r>
+        <w:t xml:space="preserve"> en </w:t>
+      </w:r>
+      <w:proofErr w:type="spellStart"/>
+      <w:r>
+        <w:t>raison</w:t>
+      </w:r>
+      <w:proofErr w:type="spellEnd"/>
+      <w:r>
+        <w:t xml:space="preserve"> de sa fibre </w:t>
+      </w:r>
+      <w:proofErr w:type="spellStart"/>
+      <w:r>
+        <w:t>tendre</w:t>
+      </w:r>
+      <w:proofErr w:type="spellEnd"/>
+      <w:r>
+        <w:t xml:space="preserve"> et </w:t>
+      </w:r>
+      <w:proofErr w:type="spellStart"/>
+      <w:r>
+        <w:t>spongieuse</w:t>
+      </w:r>
+      <w:proofErr w:type="spellEnd"/>
+      <w:r>
+        <w:t xml:space="preserve"> ; </w:t>
+      </w:r>
+      <w:proofErr w:type="spellStart"/>
+      <w:r>
+        <w:t>dans</w:t>
+      </w:r>
+      <w:proofErr w:type="spellEnd"/>
+      <w:r>
+        <w:t xml:space="preserve"> la </w:t>
+      </w:r>
+      <w:proofErr w:type="spellStart"/>
+      <w:r>
+        <w:t>symbolique</w:t>
+      </w:r>
+      <w:proofErr w:type="spellEnd"/>
+      <w:r>
+        <w:t xml:space="preserve"> </w:t>
+      </w:r>
+      <w:proofErr w:type="spellStart"/>
+      <w:r>
+        <w:t>paléochrétienne</w:t>
+      </w:r>
+      <w:proofErr w:type="spellEnd"/>
+      <w:r>
+        <w:t xml:space="preserve">, le </w:t>
+      </w:r>
+      <w:proofErr w:type="spellStart"/>
+      <w:r>
+        <w:t>figuier</w:t>
+      </w:r>
+      <w:proofErr w:type="spellEnd"/>
+      <w:r>
+        <w:t xml:space="preserve"> </w:t>
+      </w:r>
+      <w:proofErr w:type="spellStart"/>
+      <w:r>
+        <w:t>rappelle</w:t>
+      </w:r>
+      <w:proofErr w:type="spellEnd"/>
+      <w:r>
+        <w:t xml:space="preserve"> l'</w:t>
+      </w:r>
+      <w:proofErr w:type="spellStart"/>
+      <w:r>
+        <w:t>Arbre</w:t>
+      </w:r>
+      <w:proofErr w:type="spellEnd"/>
+      <w:r>
+        <w:t xml:space="preserve"> de la </w:t>
+      </w:r>
+      <w:proofErr w:type="spellStart"/>
+      <w:r>
+        <w:t>Connaissance</w:t>
+      </w:r>
+      <w:proofErr w:type="spellEnd"/>
+      <w:r>
+        <w:t xml:space="preserve"> et le lien </w:t>
+      </w:r>
+      <w:proofErr w:type="spellStart"/>
+      <w:r>
+        <w:t>entre</w:t>
+      </w:r>
+      <w:proofErr w:type="spellEnd"/>
+      <w:r>
+        <w:t xml:space="preserve"> l'Ancien et le Nouveau </w:t>
+      </w:r>
+      <w:proofErr w:type="spellStart"/>
+      <w:r>
+        <w:t>Testament</w:t>
+      </w:r>
+      <w:proofErr w:type="spellEnd"/>
+      <w:r>
+        <w:t xml:space="preserve">, </w:t>
+      </w:r>
+      <w:proofErr w:type="spellStart"/>
+      <w:r>
+        <w:t>conférant</w:t>
+      </w:r>
+      <w:proofErr w:type="spellEnd"/>
+      <w:r>
+        <w:t xml:space="preserve"> à l'</w:t>
+      </w:r>
+      <w:proofErr w:type="spellStart"/>
+      <w:r>
+        <w:t>œuvre</w:t>
+      </w:r>
+      <w:proofErr w:type="spellEnd"/>
+      <w:r>
+        <w:t xml:space="preserve"> une </w:t>
+      </w:r>
+      <w:proofErr w:type="spellStart"/>
+      <w:r>
+        <w:t>charge</w:t>
+      </w:r>
+      <w:proofErr w:type="spellEnd"/>
+      <w:r>
+        <w:t xml:space="preserve"> </w:t>
+      </w:r>
+      <w:proofErr w:type="spellStart"/>
+      <w:r>
+        <w:t>spirituelle</w:t>
+      </w:r>
+      <w:proofErr w:type="spellEnd"/>
+      <w:r>
+        <w:t xml:space="preserve"> </w:t>
+      </w:r>
+      <w:proofErr w:type="spellStart"/>
+      <w:r>
+        <w:t>unique</w:t>
+      </w:r>
+      <w:proofErr w:type="spellEnd"/>
+      <w:r>
+        <w:t>.</w:t>
+      </w:r>
+    </w:p>
+    <w:p>
+      <w:pPr>
+        <w:numPr>
+          <w:ilvl w:val="0"/>
+          <w:numId w:val="4"/>
+        </w:numPr>
+      </w:pPr>
+      <w:r>
+        <w:rPr>
+          <w:b/>
+          <w:bCs/>
+        </w:rPr>
+        <w:t xml:space="preserve">Le Cardo Romain </w:t>
+      </w:r>
+      <w:proofErr w:type="spellStart"/>
+      <w:r>
+        <w:rPr>
+          <w:b/>
+          <w:bCs/>
+        </w:rPr>
+        <w:t>sous</w:t>
+      </w:r>
+      <w:proofErr w:type="spellEnd"/>
+      <w:r>
+        <w:rPr>
+          <w:b/>
+          <w:bCs/>
+        </w:rPr>
+        <w:t xml:space="preserve"> le Sol :</w:t>
+      </w:r>
+      <w:r>
+        <w:t xml:space="preserve"> Lors </w:t>
+      </w:r>
+      <w:proofErr w:type="spellStart"/>
+      <w:r>
+        <w:t>des</w:t>
+      </w:r>
+      <w:proofErr w:type="spellEnd"/>
+      <w:r>
+        <w:t xml:space="preserve"> </w:t>
+      </w:r>
+      <w:proofErr w:type="spellStart"/>
+      <w:r>
+        <w:t>travaux</w:t>
+      </w:r>
+      <w:proofErr w:type="spellEnd"/>
+      <w:r>
+        <w:t xml:space="preserve"> de </w:t>
+      </w:r>
+      <w:proofErr w:type="spellStart"/>
+      <w:r>
+        <w:t>restauration</w:t>
+      </w:r>
+      <w:proofErr w:type="spellEnd"/>
+      <w:r>
+        <w:t xml:space="preserve"> et de </w:t>
+      </w:r>
+      <w:proofErr w:type="spellStart"/>
+      <w:r>
+        <w:t>consolidation</w:t>
+      </w:r>
+      <w:proofErr w:type="spellEnd"/>
+      <w:r>
+        <w:t xml:space="preserve"> </w:t>
+      </w:r>
+      <w:proofErr w:type="spellStart"/>
+      <w:r>
+        <w:t>après</w:t>
+      </w:r>
+      <w:proofErr w:type="spellEnd"/>
+      <w:r>
+        <w:t xml:space="preserve"> le </w:t>
+      </w:r>
+      <w:proofErr w:type="spellStart"/>
+      <w:r>
+        <w:t>séisme</w:t>
+      </w:r>
+      <w:proofErr w:type="spellEnd"/>
+      <w:r>
+        <w:t xml:space="preserve">, </w:t>
+      </w:r>
+      <w:proofErr w:type="spellStart"/>
+      <w:r>
+        <w:t>les</w:t>
+      </w:r>
+      <w:proofErr w:type="spellEnd"/>
+      <w:r>
+        <w:t xml:space="preserve"> </w:t>
+      </w:r>
+      <w:proofErr w:type="spellStart"/>
+      <w:r>
+        <w:t>fouilles</w:t>
+      </w:r>
+      <w:proofErr w:type="spellEnd"/>
+      <w:r>
+        <w:t xml:space="preserve"> </w:t>
+      </w:r>
+      <w:proofErr w:type="spellStart"/>
+      <w:r>
+        <w:t>archéologiques</w:t>
+      </w:r>
+      <w:proofErr w:type="spellEnd"/>
+      <w:r>
+        <w:t xml:space="preserve"> </w:t>
+      </w:r>
+      <w:proofErr w:type="spellStart"/>
+      <w:r>
+        <w:t>sous</w:t>
+      </w:r>
+      <w:proofErr w:type="spellEnd"/>
+      <w:r>
+        <w:t xml:space="preserve"> le </w:t>
+      </w:r>
+      <w:proofErr w:type="spellStart"/>
+      <w:r>
+        <w:t>dallage</w:t>
+      </w:r>
+      <w:proofErr w:type="spellEnd"/>
+      <w:r>
+        <w:t xml:space="preserve"> </w:t>
+      </w:r>
+      <w:proofErr w:type="spellStart"/>
+      <w:r>
+        <w:t>ont</w:t>
+      </w:r>
+      <w:proofErr w:type="spellEnd"/>
+      <w:r>
+        <w:t xml:space="preserve"> </w:t>
+      </w:r>
+      <w:proofErr w:type="spellStart"/>
+      <w:r>
+        <w:t>confirmé</w:t>
+      </w:r>
+      <w:proofErr w:type="spellEnd"/>
+      <w:r>
+        <w:t xml:space="preserve"> le </w:t>
+      </w:r>
+      <w:proofErr w:type="spellStart"/>
+      <w:r>
+        <w:t>tracé</w:t>
+      </w:r>
+      <w:proofErr w:type="spellEnd"/>
+      <w:r>
+        <w:t xml:space="preserve"> </w:t>
+      </w:r>
+      <w:proofErr w:type="spellStart"/>
+      <w:r>
+        <w:t>du</w:t>
+      </w:r>
+      <w:proofErr w:type="spellEnd"/>
+      <w:r>
+        <w:t xml:space="preserve"> </w:t>
+      </w:r>
+      <w:proofErr w:type="spellStart"/>
+      <w:r>
+        <w:t>pavage</w:t>
+      </w:r>
+      <w:proofErr w:type="spellEnd"/>
+      <w:r>
+        <w:t xml:space="preserve"> </w:t>
+      </w:r>
+      <w:proofErr w:type="spellStart"/>
+      <w:r>
+        <w:t>du</w:t>
+      </w:r>
+      <w:proofErr w:type="spellEnd"/>
+      <w:r>
+        <w:t xml:space="preserve"> </w:t>
+      </w:r>
+      <w:r>
+        <w:rPr>
+          <w:i/>
+          <w:iCs/>
+        </w:rPr>
+        <w:t xml:space="preserve">cardo </w:t>
+      </w:r>
+      <w:proofErr w:type="spellStart"/>
+      <w:r>
+        <w:rPr>
+          <w:i/>
+          <w:iCs/>
+        </w:rPr>
+        <w:t>maximus</w:t>
+      </w:r>
+      <w:proofErr w:type="spellEnd"/>
+      <w:r>
+        <w:t xml:space="preserve"> </w:t>
+      </w:r>
+      <w:proofErr w:type="spellStart"/>
+      <w:r>
+        <w:t>romain</w:t>
+      </w:r>
+      <w:proofErr w:type="spellEnd"/>
+      <w:r>
+        <w:t xml:space="preserve"> sur </w:t>
+      </w:r>
+      <w:proofErr w:type="spellStart"/>
+      <w:r>
+        <w:t>lequel</w:t>
+      </w:r>
+      <w:proofErr w:type="spellEnd"/>
+      <w:r>
+        <w:t xml:space="preserve"> la première </w:t>
+      </w:r>
+      <w:proofErr w:type="spellStart"/>
+      <w:r>
+        <w:t>communauté</w:t>
+      </w:r>
+      <w:proofErr w:type="spellEnd"/>
+      <w:r>
+        <w:t xml:space="preserve"> </w:t>
+      </w:r>
+      <w:proofErr w:type="spellStart"/>
+      <w:r>
+        <w:t>paléochrétienne</w:t>
+      </w:r>
+      <w:proofErr w:type="spellEnd"/>
+      <w:r>
+        <w:t xml:space="preserve"> a </w:t>
+      </w:r>
+      <w:proofErr w:type="spellStart"/>
+      <w:r>
+        <w:t>voulu</w:t>
+      </w:r>
+      <w:proofErr w:type="spellEnd"/>
+      <w:r>
+        <w:t xml:space="preserve"> </w:t>
+      </w:r>
+      <w:proofErr w:type="spellStart"/>
+      <w:r>
+        <w:t>ériger</w:t>
+      </w:r>
+      <w:proofErr w:type="spellEnd"/>
+      <w:r>
+        <w:t xml:space="preserve"> ce </w:t>
+      </w:r>
+      <w:proofErr w:type="spellStart"/>
+      <w:r>
+        <w:t>pilier</w:t>
+      </w:r>
+      <w:proofErr w:type="spellEnd"/>
+      <w:r>
+        <w:t xml:space="preserve"> de la </w:t>
+      </w:r>
+      <w:proofErr w:type="spellStart"/>
+      <w:r>
+        <w:t>dévotion</w:t>
+      </w:r>
+      <w:proofErr w:type="spellEnd"/>
+      <w:r>
+        <w:t xml:space="preserve"> </w:t>
+      </w:r>
+      <w:proofErr w:type="spellStart"/>
+      <w:r>
+        <w:t>mariale</w:t>
+      </w:r>
+      <w:proofErr w:type="spellEnd"/>
+      <w:r>
+        <w:t xml:space="preserve"> à Bologne.</w:t>
+      </w:r>
+    </w:p>
+    <w:p>
+      <w:pPr>
+        <w:numPr>
+          <w:ilvl w:val="0"/>
+          <w:numId w:val="4"/>
+        </w:numPr>
+      </w:pPr>
+      <w:r>
+        <w:rPr>
+          <w:b/>
+          <w:bCs/>
+        </w:rPr>
+        <w:t xml:space="preserve">Une </w:t>
+      </w:r>
+      <w:proofErr w:type="spellStart"/>
+      <w:r>
+        <w:rPr>
+          <w:b/>
+          <w:bCs/>
+        </w:rPr>
+        <w:t>Façade</w:t>
+      </w:r>
+      <w:proofErr w:type="spellEnd"/>
+      <w:r>
+        <w:rPr>
+          <w:b/>
+          <w:bCs/>
+        </w:rPr>
+        <w:t xml:space="preserve"> </w:t>
+      </w:r>
+      <w:proofErr w:type="spellStart"/>
+      <w:r>
+        <w:rPr>
+          <w:b/>
+          <w:bCs/>
+        </w:rPr>
+        <w:t>Inachevée</w:t>
+      </w:r>
+      <w:proofErr w:type="spellEnd"/>
+      <w:r>
+        <w:rPr>
+          <w:b/>
+          <w:bCs/>
+        </w:rPr>
+        <w:t xml:space="preserve"> Pendant Trois Siècles :</w:t>
+      </w:r>
+      <w:r>
+        <w:t xml:space="preserve"> Pendant </w:t>
+      </w:r>
+      <w:proofErr w:type="spellStart"/>
+      <w:r>
+        <w:t>près</w:t>
+      </w:r>
+      <w:proofErr w:type="spellEnd"/>
+      <w:r>
+        <w:t xml:space="preserve"> de </w:t>
+      </w:r>
+      <w:proofErr w:type="spellStart"/>
+      <w:r>
+        <w:t>trois</w:t>
+      </w:r>
+      <w:proofErr w:type="spellEnd"/>
+      <w:r>
+        <w:t xml:space="preserve"> cents ans </w:t>
+      </w:r>
+      <w:proofErr w:type="spellStart"/>
+      <w:r>
+        <w:t>après</w:t>
+      </w:r>
+      <w:proofErr w:type="spellEnd"/>
+      <w:r>
+        <w:t xml:space="preserve"> l'</w:t>
+      </w:r>
+      <w:proofErr w:type="spellStart"/>
+      <w:r>
+        <w:t>intervention</w:t>
+      </w:r>
+      <w:proofErr w:type="spellEnd"/>
+      <w:r>
+        <w:t xml:space="preserve"> </w:t>
+      </w:r>
+      <w:proofErr w:type="spellStart"/>
+      <w:r>
+        <w:t>baroque</w:t>
+      </w:r>
+      <w:proofErr w:type="spellEnd"/>
+      <w:r>
+        <w:t xml:space="preserve"> de Canali (1665), l'</w:t>
+      </w:r>
+      <w:proofErr w:type="spellStart"/>
+      <w:r>
+        <w:t>église</w:t>
+      </w:r>
+      <w:proofErr w:type="spellEnd"/>
+      <w:r>
+        <w:t xml:space="preserve"> </w:t>
+      </w:r>
+      <w:proofErr w:type="spellStart"/>
+      <w:r>
+        <w:t>présentait</w:t>
+      </w:r>
+      <w:proofErr w:type="spellEnd"/>
+      <w:r>
+        <w:t xml:space="preserve"> un </w:t>
+      </w:r>
+      <w:proofErr w:type="spellStart"/>
+      <w:r>
+        <w:t>portique</w:t>
+      </w:r>
+      <w:proofErr w:type="spellEnd"/>
+      <w:r>
+        <w:t xml:space="preserve"> </w:t>
+      </w:r>
+      <w:proofErr w:type="spellStart"/>
+      <w:r>
+        <w:t>spectaculaire</w:t>
+      </w:r>
+      <w:proofErr w:type="spellEnd"/>
+      <w:r>
+        <w:t xml:space="preserve"> à </w:t>
+      </w:r>
+      <w:proofErr w:type="spellStart"/>
+      <w:r>
+        <w:t>trois</w:t>
+      </w:r>
+      <w:proofErr w:type="spellEnd"/>
+      <w:r>
+        <w:t xml:space="preserve"> </w:t>
+      </w:r>
+      <w:proofErr w:type="spellStart"/>
+      <w:r>
+        <w:t>arcades</w:t>
+      </w:r>
+      <w:proofErr w:type="spellEnd"/>
+      <w:r>
+        <w:t xml:space="preserve"> </w:t>
+      </w:r>
+      <w:proofErr w:type="spellStart"/>
+      <w:r>
+        <w:t>au</w:t>
+      </w:r>
+      <w:proofErr w:type="spellEnd"/>
+      <w:r>
+        <w:t xml:space="preserve"> </w:t>
+      </w:r>
+      <w:proofErr w:type="spellStart"/>
+      <w:r>
+        <w:t>niveau</w:t>
+      </w:r>
+      <w:proofErr w:type="spellEnd"/>
+      <w:r>
+        <w:t xml:space="preserve"> de la rue, mais sa </w:t>
+      </w:r>
+      <w:proofErr w:type="spellStart"/>
+      <w:r>
+        <w:t>partie</w:t>
+      </w:r>
+      <w:proofErr w:type="spellEnd"/>
+      <w:r>
+        <w:t xml:space="preserve"> </w:t>
+      </w:r>
+      <w:proofErr w:type="spellStart"/>
+      <w:r>
+        <w:t>supérieure</w:t>
+      </w:r>
+      <w:proofErr w:type="spellEnd"/>
+      <w:r>
+        <w:t xml:space="preserve"> </w:t>
+      </w:r>
+      <w:proofErr w:type="spellStart"/>
+      <w:r>
+        <w:t>restait</w:t>
+      </w:r>
+      <w:proofErr w:type="spellEnd"/>
+      <w:r>
+        <w:t xml:space="preserve"> en </w:t>
+      </w:r>
+      <w:proofErr w:type="spellStart"/>
+      <w:r>
+        <w:t>briques</w:t>
+      </w:r>
+      <w:proofErr w:type="spellEnd"/>
+      <w:r>
+        <w:t xml:space="preserve"> </w:t>
+      </w:r>
+      <w:proofErr w:type="spellStart"/>
+      <w:r>
+        <w:t>brutes</w:t>
+      </w:r>
+      <w:proofErr w:type="spellEnd"/>
+      <w:r>
+        <w:t xml:space="preserve"> </w:t>
+      </w:r>
+      <w:proofErr w:type="spellStart"/>
+      <w:r>
+        <w:t>jusqu'à</w:t>
+      </w:r>
+      <w:proofErr w:type="spellEnd"/>
+      <w:r>
+        <w:t xml:space="preserve"> son </w:t>
+      </w:r>
+      <w:proofErr w:type="spellStart"/>
+      <w:r>
+        <w:t>achèvement</w:t>
+      </w:r>
+      <w:proofErr w:type="spellEnd"/>
+      <w:r>
+        <w:t xml:space="preserve"> </w:t>
+      </w:r>
+      <w:proofErr w:type="spellStart"/>
+      <w:r>
+        <w:t>définitif</w:t>
+      </w:r>
+      <w:proofErr w:type="spellEnd"/>
+      <w:r>
+        <w:t xml:space="preserve"> en 1955.</w:t>
+      </w:r>
+    </w:p>
+    <w:p>
+      <w:pPr>
+        <w:rPr>
+          <w:b/>
+          <w:bCs/>
+        </w:rPr>
+      </w:pPr>
+      <w:r>
+        <w:rPr>
+          <w:b/>
+          <w:bCs/>
+        </w:rPr>
+        <w:t xml:space="preserve">Sources </w:t>
+      </w:r>
+      <w:proofErr w:type="spellStart"/>
+      <w:r>
+        <w:rPr>
+          <w:b/>
+          <w:bCs/>
+        </w:rPr>
+        <w:t>Utilisées</w:t>
+      </w:r>
+      <w:proofErr w:type="spellEnd"/>
+      <w:r>
+        <w:rPr>
+          <w:b/>
+          <w:bCs/>
+        </w:rPr>
+        <w:t xml:space="preserve"> et </w:t>
+      </w:r>
+      <w:proofErr w:type="spellStart"/>
+      <w:r>
+        <w:rPr>
+          <w:b/>
+          <w:bCs/>
+        </w:rPr>
+        <w:t>Certifiées</w:t>
+      </w:r>
+      <w:proofErr w:type="spellEnd"/>
+    </w:p>
+    <w:p>
+      <w:pPr>
+        <w:numPr>
+          <w:ilvl w:val="0"/>
+          <w:numId w:val="5"/>
+        </w:numPr>
+      </w:pPr>
+      <w:r>
+        <w:rPr>
+          <w:b/>
+          <w:bCs/>
+        </w:rPr>
+        <w:t>Origine di Bologna :</w:t>
+      </w:r>
+      <w:r>
+        <w:t xml:space="preserve"> </w:t>
+      </w:r>
+      <w:proofErr w:type="spellStart"/>
+      <w:r>
+        <w:t>Projet</w:t>
+      </w:r>
+      <w:proofErr w:type="spellEnd"/>
+      <w:r>
+        <w:t xml:space="preserve"> de la </w:t>
+      </w:r>
+      <w:proofErr w:type="spellStart"/>
+      <w:r>
+        <w:t>Commune</w:t>
+      </w:r>
+      <w:proofErr w:type="spellEnd"/>
+      <w:r>
+        <w:t xml:space="preserve"> de Bologne </w:t>
+      </w:r>
+      <w:proofErr w:type="spellStart"/>
+      <w:r>
+        <w:t>documentant</w:t>
+      </w:r>
+      <w:proofErr w:type="spellEnd"/>
+      <w:r>
+        <w:t xml:space="preserve"> l'histoire </w:t>
+      </w:r>
+      <w:proofErr w:type="spellStart"/>
+      <w:r>
+        <w:t>des</w:t>
+      </w:r>
+      <w:proofErr w:type="spellEnd"/>
+      <w:r>
+        <w:t xml:space="preserve"> rues et </w:t>
+      </w:r>
+      <w:proofErr w:type="spellStart"/>
+      <w:r>
+        <w:t>bâtiments</w:t>
+      </w:r>
+      <w:proofErr w:type="spellEnd"/>
+      <w:r>
+        <w:t xml:space="preserve"> </w:t>
+      </w:r>
+      <w:proofErr w:type="spellStart"/>
+      <w:r>
+        <w:t>historiques</w:t>
+      </w:r>
+      <w:proofErr w:type="spellEnd"/>
+      <w:r>
+        <w:t xml:space="preserve"> (fiche Via Galliera 10).</w:t>
+      </w:r>
+    </w:p>
+    <w:p>
+      <w:pPr>
+        <w:numPr>
+          <w:ilvl w:val="0"/>
+          <w:numId w:val="5"/>
+        </w:numPr>
+      </w:pPr>
+      <w:r>
+        <w:rPr>
+          <w:b/>
+          <w:bCs/>
+        </w:rPr>
+        <w:t>Bologna Online - Biblioteca Salaborsa :</w:t>
+      </w:r>
+      <w:r>
+        <w:t xml:space="preserve"> Archives </w:t>
+      </w:r>
+      <w:proofErr w:type="spellStart"/>
+      <w:r>
+        <w:t>numériques</w:t>
+      </w:r>
+      <w:proofErr w:type="spellEnd"/>
+      <w:r>
+        <w:t xml:space="preserve"> de la bibliothèque centrale de Bologne.</w:t>
+      </w:r>
+    </w:p>
+    <w:p>
+      <w:pPr>
+        <w:numPr>
+          <w:ilvl w:val="0"/>
+          <w:numId w:val="5"/>
+        </w:numPr>
+      </w:pPr>
+      <w:r>
+        <w:rPr>
+          <w:b/>
+          <w:bCs/>
+        </w:rPr>
+        <w:t>Storia e Memoria di Bologna :</w:t>
+      </w:r>
+      <w:r>
+        <w:t xml:space="preserve"> </w:t>
+      </w:r>
+      <w:proofErr w:type="spellStart"/>
+      <w:r>
+        <w:t>Portail</w:t>
+      </w:r>
+      <w:proofErr w:type="spellEnd"/>
+      <w:r>
+        <w:t xml:space="preserve"> </w:t>
+      </w:r>
+      <w:proofErr w:type="spellStart"/>
+      <w:r>
+        <w:t>officiel</w:t>
+      </w:r>
+      <w:proofErr w:type="spellEnd"/>
+      <w:r>
+        <w:t xml:space="preserve"> de la ville pour la </w:t>
+      </w:r>
+      <w:proofErr w:type="spellStart"/>
+      <w:r>
+        <w:t>valorisation</w:t>
+      </w:r>
+      <w:proofErr w:type="spellEnd"/>
+      <w:r>
+        <w:t xml:space="preserve"> </w:t>
+      </w:r>
+      <w:proofErr w:type="spellStart"/>
+      <w:r>
+        <w:t>du</w:t>
+      </w:r>
+      <w:proofErr w:type="spellEnd"/>
+      <w:r>
+        <w:t xml:space="preserve"> </w:t>
+      </w:r>
+      <w:proofErr w:type="spellStart"/>
+      <w:r>
+        <w:t>patrimoine</w:t>
+      </w:r>
+      <w:proofErr w:type="spellEnd"/>
+      <w:r>
+        <w:t xml:space="preserve"> </w:t>
+      </w:r>
+      <w:proofErr w:type="spellStart"/>
+      <w:r>
+        <w:t>historique</w:t>
+      </w:r>
+      <w:proofErr w:type="spellEnd"/>
+      <w:r>
+        <w:t>.</w:t>
+      </w:r>
+    </w:p>
+    <w:p>
+      <w:pPr>
+        <w:numPr>
+          <w:ilvl w:val="0"/>
+          <w:numId w:val="5"/>
+        </w:numPr>
+      </w:pPr>
+      <w:proofErr w:type="spellStart"/>
+      <w:r>
+        <w:rPr>
+          <w:b/>
+          <w:bCs/>
+        </w:rPr>
+        <w:t>BeWeB</w:t>
+      </w:r>
+      <w:proofErr w:type="spellEnd"/>
+      <w:r>
+        <w:rPr>
+          <w:b/>
+          <w:bCs/>
+        </w:rPr>
+        <w:t xml:space="preserve"> (Beni Ecclesiastici in Web) :</w:t>
+      </w:r>
+      <w:r>
+        <w:t xml:space="preserve"> </w:t>
+      </w:r>
+      <w:proofErr w:type="spellStart"/>
+      <w:r>
+        <w:t>Recensement</w:t>
+      </w:r>
+      <w:proofErr w:type="spellEnd"/>
+      <w:r>
+        <w:t xml:space="preserve"> </w:t>
+      </w:r>
+      <w:proofErr w:type="spellStart"/>
+      <w:r>
+        <w:t>officiel</w:t>
+      </w:r>
+      <w:proofErr w:type="spellEnd"/>
+      <w:r>
+        <w:t xml:space="preserve"> de la </w:t>
+      </w:r>
+      <w:proofErr w:type="spellStart"/>
+      <w:r>
+        <w:t>Conférence</w:t>
+      </w:r>
+      <w:proofErr w:type="spellEnd"/>
+      <w:r>
+        <w:t xml:space="preserve"> </w:t>
+      </w:r>
+      <w:proofErr w:type="spellStart"/>
+      <w:r>
+        <w:t>Épiscopale</w:t>
+      </w:r>
+      <w:proofErr w:type="spellEnd"/>
+      <w:r>
+        <w:t xml:space="preserve"> </w:t>
+      </w:r>
+      <w:proofErr w:type="spellStart"/>
+      <w:r>
+        <w:t>Italienne</w:t>
+      </w:r>
+      <w:proofErr w:type="spellEnd"/>
+      <w:r>
+        <w:t xml:space="preserve"> (CEI).</w:t>
+      </w:r>
+    </w:p>
+    <w:p>
+      <w:pPr>
+        <w:numPr>
+          <w:ilvl w:val="0"/>
+          <w:numId w:val="5"/>
+        </w:numPr>
+      </w:pPr>
+      <w:r>
+        <w:rPr>
+          <w:b/>
+          <w:bCs/>
+        </w:rPr>
+        <w:t xml:space="preserve">Site </w:t>
+      </w:r>
+      <w:proofErr w:type="spellStart"/>
+      <w:r>
+        <w:rPr>
+          <w:b/>
+          <w:bCs/>
+        </w:rPr>
+        <w:t>Officiel</w:t>
+      </w:r>
+      <w:proofErr w:type="spellEnd"/>
+      <w:r>
+        <w:rPr>
+          <w:b/>
+          <w:bCs/>
+        </w:rPr>
+        <w:t xml:space="preserve"> de la Basilique :</w:t>
+      </w:r>
+      <w:r>
+        <w:t xml:space="preserve"> </w:t>
+      </w:r>
+      <w:proofErr w:type="spellStart"/>
+      <w:r>
+        <w:t>Documentation</w:t>
+      </w:r>
+      <w:proofErr w:type="spellEnd"/>
+      <w:r>
+        <w:t xml:space="preserve"> relative </w:t>
+      </w:r>
+      <w:proofErr w:type="spellStart"/>
+      <w:r>
+        <w:t>aux</w:t>
+      </w:r>
+      <w:proofErr w:type="spellEnd"/>
+      <w:r>
+        <w:t xml:space="preserve"> </w:t>
+      </w:r>
+      <w:proofErr w:type="spellStart"/>
+      <w:r>
+        <w:t>restaurations</w:t>
+      </w:r>
+      <w:proofErr w:type="spellEnd"/>
+      <w:r>
+        <w:t xml:space="preserve"> post-</w:t>
+      </w:r>
+      <w:proofErr w:type="spellStart"/>
+      <w:r>
+        <w:t>séisme</w:t>
+      </w:r>
+      <w:proofErr w:type="spellEnd"/>
+      <w:r>
+        <w:t xml:space="preserve"> de 2012 et à la </w:t>
+      </w:r>
+      <w:proofErr w:type="spellStart"/>
+      <w:r>
+        <w:t>réouverture</w:t>
+      </w:r>
+      <w:proofErr w:type="spellEnd"/>
+      <w:r>
+        <w:t xml:space="preserve"> de 2019.</w:t>
       </w:r>
     </w:p>
     <w:p/>
@@ -666,124 +3388,11 @@
 </file>
 
 <file path=word/numbering.xml><?xml version="1.0" encoding="utf-8"?>
-<w:numbering xmlns:wpc="http://schemas.microsoft.com/office/word/2010/wordprocessingCanvas" xmlns:cx="http://schemas.microsoft.com/office/drawing/2014/chartex" xmlns:cx1="http://schemas.microsoft.com/office/drawing/2015/9/8/chartex" xmlns:cx2="http://schemas.microsoft.com/office/drawing/2015/10/21/chartex" xmlns:cx3="http://schemas.microsoft.com/office/drawing/2016/5/9/chartex" xmlns:cx4="http://schemas.microsoft.com/office/drawing/2016/5/10/chartex" xmlns:cx5="http://schemas.microsoft.com/office/drawing/2016/5/11/chartex" xmlns:cx6="http://schemas.microsoft.com/office/drawing/2016/5/12/chartex" xmlns:cx7="http://schemas.microsoft.com/office/drawing/2016/5/13/chartex" xmlns:cx8="http://schemas.microsoft.com/office/drawing/2016/5/14/chartex" xmlns:mc="http://schemas.openxmlformats.org/markup-compatibility/2006" xmlns:aink="http://schemas.microsoft.com/office/drawing/2016/ink" xmlns:am3d="http://schemas.microsoft.com/office/drawing/2017/model3d" xmlns:o="urn:schemas-microsoft-com:office:office" xmlns:oel="http://schemas.microsoft.com/office/2019/extlst" xmlns:r="http://schemas.openxmlformats.org/officeDocument/2006/relationships" xmlns:m="http://schemas.openxmlformats.org/officeDocument/2006/math" xmlns:v="urn:schemas-microsoft-com:vml" xmlns:wp14="http://schemas.microsoft.com/office/word/2010/wordprocessingDrawing" xmlns:wp="http://schemas.openxmlformats.org/drawingml/2006/wordprocessingDrawing" xmlns:w10="urn:schemas-microsoft-com:office:word" xmlns:w="http://schemas.openxmlformats.org/wordprocessingml/2006/main" xmlns:w14="http://schemas.microsoft.com/office/word/2010/wordml" xmlns:w15="http://schemas.microsoft.com/office/word/2012/wordml" xmlns:w16cex="http://schemas.microsoft.com/office/word/2018/wordml/cex" xmlns:w16cid="http://schemas.microsoft.com/office/word/2016/wordml/cid" xmlns:w16="http://schemas.microsoft.com/office/word/2018/wordml" xmlns:w16du="http://schemas.microsoft.com/office/word/2023/wordml/word16du" xmlns:w16sdtdh="http://schemas.microsoft.com/office/word/2020/wordml/sdtdatahash" xmlns:w16sdtfl="http://schemas.microsoft.com/office/word/2024/wordml/sdtformatlock" xmlns:w16se="http://schemas.microsoft.com/office/word/2015/wordml/symex" xmlns:wpg="http://schemas.microsoft.com/office/word/2010/wordprocessingGroup" xmlns:wpi="http://schemas.microsoft.com/office/word/2010/wordprocessingInk" xmlns:wne="http://schemas.microsoft.com/office/word/2006/wordml" xmlns:wps="http://schemas.microsoft.com/office/word/2010/wordprocessingShape" mc:Ignorable="w14 w15 w16se w16cid w16 w16cex w16sdtdh w16sdtfl w16du wp14">
+<w:numbering xmlns:wpc="http://schemas.microsoft.com/office/word/2010/wordprocessingCanvas" xmlns:cx="http://schemas.microsoft.com/office/drawing/2014/chartex" xmlns:cx1="http://schemas.microsoft.com/office/drawing/2015/9/8/chartex" xmlns:cx2="http://schemas.microsoft.com/office/drawing/2015/10/21/chartex" xmlns:cx3="http://schemas.microsoft.com/office/drawing/2016/5/9/chartex" xmlns:cx4="http://schemas.microsoft.com/office/drawing/2016/5/10/chartex" xmlns:cx5="http://schemas.microsoft.com/office/drawing/2016/5/11/chartex" xmlns:cx6="http://schemas.microsoft.com/office/drawing/2016/5/12/chartex" xmlns:cx7="http://schemas.microsoft.com/office/drawing/2016/5/13/chartex" xmlns:cx8="http://schemas.microsoft.com/office/drawing/2016/5/14/chartex" xmlns:mc="http://schemas.openxmlformats.org/markup-compatibility/2006" xmlns:aink="http://schemas.microsoft.com/office/drawing/2016/ink" xmlns:am3d="http://schemas.microsoft.com/office/drawing/2017/model3d" xmlns:o="urn:schemas-microsoft-com:office:office" xmlns:oel="http://schemas.microsoft.com/office/2019/extlst" xmlns:r="http://schemas.openxmlformats.org/officeDocument/2006/relationships" xmlns:m="http://schemas.openxmlformats.org/officeDocument/2006/math" xmlns:v="urn:schemas-microsoft-com:vml" xmlns:wp14="http://schemas.microsoft.com/office/word/2010/wordprocessingDrawing" xmlns:wp="http://schemas.openxmlformats.org/drawingml/2006/wordprocessingDrawing" xmlns:w10="urn:schemas-microsoft-com:office:word" xmlns:w="http://schemas.openxmlformats.org/wordprocessingml/2006/main" xmlns:w14="http://schemas.microsoft.com/office/word/2010/wordml" xmlns:w15="http://schemas.microsoft.com/office/word/2012/wordml" xmlns:w16cei="http://schemas.microsoft.com/office/word/2026/wordml/cei" xmlns:w16cex="http://schemas.microsoft.com/office/word/2018/wordml/cex" xmlns:w16cid="http://schemas.microsoft.com/office/word/2016/wordml/cid" xmlns:w16="http://schemas.microsoft.com/office/word/2018/wordml" xmlns:w16du="http://schemas.microsoft.com/office/word/2023/wordml/word16du" xmlns:w16sdtdh="http://schemas.microsoft.com/office/word/2020/wordml/sdtdatahash" xmlns:w16sdtfl="http://schemas.microsoft.com/office/word/2024/wordml/sdtformatlock" xmlns:w16se="http://schemas.microsoft.com/office/word/2015/wordml/symex" xmlns:wpg="http://schemas.microsoft.com/office/word/2010/wordprocessingGroup" xmlns:wpi="http://schemas.microsoft.com/office/word/2010/wordprocessingInk" xmlns:wne="http://schemas.microsoft.com/office/word/2006/wordml" xmlns:wps="http://schemas.microsoft.com/office/word/2010/wordprocessingShape" mc:Ignorable="w14 w15 w16se w16cid w16 w16cex w16sdtdh w16sdtfl w16du wp14">
   <w:abstractNum w:abstractNumId="0" w15:restartNumberingAfterBreak="0">
-    <w:nsid w:val="03CC67E5"/>
+    <w:nsid w:val="0F26536F"/>
     <w:multiLevelType w:val="multilevel"/>
-    <w:tmpl w:val="230CE660"/>
-    <w:lvl w:ilvl="0">
-      <w:start w:val="1"/>
-      <w:numFmt w:val="decimal"/>
-      <w:lvlText w:val="%1."/>
-      <w:lvlJc w:val="left"/>
-      <w:pPr>
-        <w:tabs>
-          <w:tab w:val="num" w:pos="720"/>
-        </w:tabs>
-        <w:ind w:left="720" w:hanging="360"/>
-      </w:pPr>
-    </w:lvl>
-    <w:lvl w:ilvl="1" w:tentative="1">
-      <w:start w:val="1"/>
-      <w:numFmt w:val="decimal"/>
-      <w:lvlText w:val="%2."/>
-      <w:lvlJc w:val="left"/>
-      <w:pPr>
-        <w:tabs>
-          <w:tab w:val="num" w:pos="1440"/>
-        </w:tabs>
-        <w:ind w:left="1440" w:hanging="360"/>
-      </w:pPr>
-    </w:lvl>
-    <w:lvl w:ilvl="2" w:tentative="1">
-      <w:start w:val="1"/>
-      <w:numFmt w:val="decimal"/>
-      <w:lvlText w:val="%3."/>
-      <w:lvlJc w:val="left"/>
-      <w:pPr>
-        <w:tabs>
-          <w:tab w:val="num" w:pos="2160"/>
-        </w:tabs>
-        <w:ind w:left="2160" w:hanging="360"/>
-      </w:pPr>
-    </w:lvl>
-    <w:lvl w:ilvl="3" w:tentative="1">
-      <w:start w:val="1"/>
-      <w:numFmt w:val="decimal"/>
-      <w:lvlText w:val="%4."/>
-      <w:lvlJc w:val="left"/>
-      <w:pPr>
-        <w:tabs>
-          <w:tab w:val="num" w:pos="2880"/>
-        </w:tabs>
-        <w:ind w:left="2880" w:hanging="360"/>
-      </w:pPr>
-    </w:lvl>
-    <w:lvl w:ilvl="4" w:tentative="1">
-      <w:start w:val="1"/>
-      <w:numFmt w:val="decimal"/>
-      <w:lvlText w:val="%5."/>
-      <w:lvlJc w:val="left"/>
-      <w:pPr>
-        <w:tabs>
-          <w:tab w:val="num" w:pos="3600"/>
-        </w:tabs>
-        <w:ind w:left="3600" w:hanging="360"/>
-      </w:pPr>
-    </w:lvl>
-    <w:lvl w:ilvl="5" w:tentative="1">
-      <w:start w:val="1"/>
-      <w:numFmt w:val="decimal"/>
-      <w:lvlText w:val="%6."/>
-      <w:lvlJc w:val="left"/>
-      <w:pPr>
-        <w:tabs>
-          <w:tab w:val="num" w:pos="4320"/>
-        </w:tabs>
-        <w:ind w:left="4320" w:hanging="360"/>
-      </w:pPr>
-    </w:lvl>
-    <w:lvl w:ilvl="6" w:tentative="1">
-      <w:start w:val="1"/>
-      <w:numFmt w:val="decimal"/>
-      <w:lvlText w:val="%7."/>
-      <w:lvlJc w:val="left"/>
-      <w:pPr>
-        <w:tabs>
-          <w:tab w:val="num" w:pos="5040"/>
-        </w:tabs>
-        <w:ind w:left="5040" w:hanging="360"/>
-      </w:pPr>
-    </w:lvl>
-    <w:lvl w:ilvl="7" w:tentative="1">
-      <w:start w:val="1"/>
-      <w:numFmt w:val="decimal"/>
-      <w:lvlText w:val="%8."/>
-      <w:lvlJc w:val="left"/>
-      <w:pPr>
-        <w:tabs>
-          <w:tab w:val="num" w:pos="5760"/>
-        </w:tabs>
-        <w:ind w:left="5760" w:hanging="360"/>
-      </w:pPr>
-    </w:lvl>
-    <w:lvl w:ilvl="8" w:tentative="1">
-      <w:start w:val="1"/>
-      <w:numFmt w:val="decimal"/>
-      <w:lvlText w:val="%9."/>
-      <w:lvlJc w:val="left"/>
-      <w:pPr>
-        <w:tabs>
-          <w:tab w:val="num" w:pos="6480"/>
-        </w:tabs>
-        <w:ind w:left="6480" w:hanging="360"/>
-      </w:pPr>
-    </w:lvl>
-  </w:abstractNum>
-  <w:abstractNum w:abstractNumId="1" w15:restartNumberingAfterBreak="0">
-    <w:nsid w:val="0E8B0E99"/>
-    <w:multiLevelType w:val="multilevel"/>
-    <w:tmpl w:val="72966030"/>
+    <w:tmpl w:val="217845FA"/>
     <w:lvl w:ilvl="0">
       <w:start w:val="1"/>
       <w:numFmt w:val="bullet"/>
@@ -929,10 +3538,272 @@
       </w:rPr>
     </w:lvl>
   </w:abstractNum>
+  <w:abstractNum w:abstractNumId="1" w15:restartNumberingAfterBreak="0">
+    <w:nsid w:val="2FE46966"/>
+    <w:multiLevelType w:val="multilevel"/>
+    <w:tmpl w:val="5BA8B372"/>
+    <w:lvl w:ilvl="0">
+      <w:start w:val="1"/>
+      <w:numFmt w:val="bullet"/>
+      <w:lvlText w:val=""/>
+      <w:lvlJc w:val="left"/>
+      <w:pPr>
+        <w:tabs>
+          <w:tab w:val="num" w:pos="720"/>
+        </w:tabs>
+        <w:ind w:left="720" w:hanging="360"/>
+      </w:pPr>
+      <w:rPr>
+        <w:rFonts w:ascii="Symbol" w:hAnsi="Symbol" w:hint="default"/>
+        <w:sz w:val="20"/>
+      </w:rPr>
+    </w:lvl>
+    <w:lvl w:ilvl="1">
+      <w:start w:val="1"/>
+      <w:numFmt w:val="bullet"/>
+      <w:lvlText w:val="o"/>
+      <w:lvlJc w:val="left"/>
+      <w:pPr>
+        <w:tabs>
+          <w:tab w:val="num" w:pos="1440"/>
+        </w:tabs>
+        <w:ind w:left="1440" w:hanging="360"/>
+      </w:pPr>
+      <w:rPr>
+        <w:rFonts w:ascii="Courier New" w:hAnsi="Courier New" w:hint="default"/>
+        <w:sz w:val="20"/>
+      </w:rPr>
+    </w:lvl>
+    <w:lvl w:ilvl="2" w:tentative="1">
+      <w:start w:val="1"/>
+      <w:numFmt w:val="bullet"/>
+      <w:lvlText w:val=""/>
+      <w:lvlJc w:val="left"/>
+      <w:pPr>
+        <w:tabs>
+          <w:tab w:val="num" w:pos="2160"/>
+        </w:tabs>
+        <w:ind w:left="2160" w:hanging="360"/>
+      </w:pPr>
+      <w:rPr>
+        <w:rFonts w:ascii="Wingdings" w:hAnsi="Wingdings" w:hint="default"/>
+        <w:sz w:val="20"/>
+      </w:rPr>
+    </w:lvl>
+    <w:lvl w:ilvl="3" w:tentative="1">
+      <w:start w:val="1"/>
+      <w:numFmt w:val="bullet"/>
+      <w:lvlText w:val=""/>
+      <w:lvlJc w:val="left"/>
+      <w:pPr>
+        <w:tabs>
+          <w:tab w:val="num" w:pos="2880"/>
+        </w:tabs>
+        <w:ind w:left="2880" w:hanging="360"/>
+      </w:pPr>
+      <w:rPr>
+        <w:rFonts w:ascii="Wingdings" w:hAnsi="Wingdings" w:hint="default"/>
+        <w:sz w:val="20"/>
+      </w:rPr>
+    </w:lvl>
+    <w:lvl w:ilvl="4" w:tentative="1">
+      <w:start w:val="1"/>
+      <w:numFmt w:val="bullet"/>
+      <w:lvlText w:val=""/>
+      <w:lvlJc w:val="left"/>
+      <w:pPr>
+        <w:tabs>
+          <w:tab w:val="num" w:pos="3600"/>
+        </w:tabs>
+        <w:ind w:left="3600" w:hanging="360"/>
+      </w:pPr>
+      <w:rPr>
+        <w:rFonts w:ascii="Wingdings" w:hAnsi="Wingdings" w:hint="default"/>
+        <w:sz w:val="20"/>
+      </w:rPr>
+    </w:lvl>
+    <w:lvl w:ilvl="5" w:tentative="1">
+      <w:start w:val="1"/>
+      <w:numFmt w:val="bullet"/>
+      <w:lvlText w:val=""/>
+      <w:lvlJc w:val="left"/>
+      <w:pPr>
+        <w:tabs>
+          <w:tab w:val="num" w:pos="4320"/>
+        </w:tabs>
+        <w:ind w:left="4320" w:hanging="360"/>
+      </w:pPr>
+      <w:rPr>
+        <w:rFonts w:ascii="Wingdings" w:hAnsi="Wingdings" w:hint="default"/>
+        <w:sz w:val="20"/>
+      </w:rPr>
+    </w:lvl>
+    <w:lvl w:ilvl="6" w:tentative="1">
+      <w:start w:val="1"/>
+      <w:numFmt w:val="bullet"/>
+      <w:lvlText w:val=""/>
+      <w:lvlJc w:val="left"/>
+      <w:pPr>
+        <w:tabs>
+          <w:tab w:val="num" w:pos="5040"/>
+        </w:tabs>
+        <w:ind w:left="5040" w:hanging="360"/>
+      </w:pPr>
+      <w:rPr>
+        <w:rFonts w:ascii="Wingdings" w:hAnsi="Wingdings" w:hint="default"/>
+        <w:sz w:val="20"/>
+      </w:rPr>
+    </w:lvl>
+    <w:lvl w:ilvl="7" w:tentative="1">
+      <w:start w:val="1"/>
+      <w:numFmt w:val="bullet"/>
+      <w:lvlText w:val=""/>
+      <w:lvlJc w:val="left"/>
+      <w:pPr>
+        <w:tabs>
+          <w:tab w:val="num" w:pos="5760"/>
+        </w:tabs>
+        <w:ind w:left="5760" w:hanging="360"/>
+      </w:pPr>
+      <w:rPr>
+        <w:rFonts w:ascii="Wingdings" w:hAnsi="Wingdings" w:hint="default"/>
+        <w:sz w:val="20"/>
+      </w:rPr>
+    </w:lvl>
+    <w:lvl w:ilvl="8" w:tentative="1">
+      <w:start w:val="1"/>
+      <w:numFmt w:val="bullet"/>
+      <w:lvlText w:val=""/>
+      <w:lvlJc w:val="left"/>
+      <w:pPr>
+        <w:tabs>
+          <w:tab w:val="num" w:pos="6480"/>
+        </w:tabs>
+        <w:ind w:left="6480" w:hanging="360"/>
+      </w:pPr>
+      <w:rPr>
+        <w:rFonts w:ascii="Wingdings" w:hAnsi="Wingdings" w:hint="default"/>
+        <w:sz w:val="20"/>
+      </w:rPr>
+    </w:lvl>
+  </w:abstractNum>
   <w:abstractNum w:abstractNumId="2" w15:restartNumberingAfterBreak="0">
-    <w:nsid w:val="45FD5065"/>
+    <w:nsid w:val="7A782422"/>
     <w:multiLevelType w:val="multilevel"/>
-    <w:tmpl w:val="F33622AC"/>
+    <w:tmpl w:val="E95C2C28"/>
+    <w:lvl w:ilvl="0">
+      <w:start w:val="1"/>
+      <w:numFmt w:val="decimal"/>
+      <w:lvlText w:val="%1."/>
+      <w:lvlJc w:val="left"/>
+      <w:pPr>
+        <w:tabs>
+          <w:tab w:val="num" w:pos="720"/>
+        </w:tabs>
+        <w:ind w:left="720" w:hanging="360"/>
+      </w:pPr>
+    </w:lvl>
+    <w:lvl w:ilvl="1" w:tentative="1">
+      <w:start w:val="1"/>
+      <w:numFmt w:val="decimal"/>
+      <w:lvlText w:val="%2."/>
+      <w:lvlJc w:val="left"/>
+      <w:pPr>
+        <w:tabs>
+          <w:tab w:val="num" w:pos="1440"/>
+        </w:tabs>
+        <w:ind w:left="1440" w:hanging="360"/>
+      </w:pPr>
+    </w:lvl>
+    <w:lvl w:ilvl="2" w:tentative="1">
+      <w:start w:val="1"/>
+      <w:numFmt w:val="decimal"/>
+      <w:lvlText w:val="%3."/>
+      <w:lvlJc w:val="left"/>
+      <w:pPr>
+        <w:tabs>
+          <w:tab w:val="num" w:pos="2160"/>
+        </w:tabs>
+        <w:ind w:left="2160" w:hanging="360"/>
+      </w:pPr>
+    </w:lvl>
+    <w:lvl w:ilvl="3" w:tentative="1">
+      <w:start w:val="1"/>
+      <w:numFmt w:val="decimal"/>
+      <w:lvlText w:val="%4."/>
+      <w:lvlJc w:val="left"/>
+      <w:pPr>
+        <w:tabs>
+          <w:tab w:val="num" w:pos="2880"/>
+        </w:tabs>
+        <w:ind w:left="2880" w:hanging="360"/>
+      </w:pPr>
+    </w:lvl>
+    <w:lvl w:ilvl="4" w:tentative="1">
+      <w:start w:val="1"/>
+      <w:numFmt w:val="decimal"/>
+      <w:lvlText w:val="%5."/>
+      <w:lvlJc w:val="left"/>
+      <w:pPr>
+        <w:tabs>
+          <w:tab w:val="num" w:pos="3600"/>
+        </w:tabs>
+        <w:ind w:left="3600" w:hanging="360"/>
+      </w:pPr>
+    </w:lvl>
+    <w:lvl w:ilvl="5" w:tentative="1">
+      <w:start w:val="1"/>
+      <w:numFmt w:val="decimal"/>
+      <w:lvlText w:val="%6."/>
+      <w:lvlJc w:val="left"/>
+      <w:pPr>
+        <w:tabs>
+          <w:tab w:val="num" w:pos="4320"/>
+        </w:tabs>
+        <w:ind w:left="4320" w:hanging="360"/>
+      </w:pPr>
+    </w:lvl>
+    <w:lvl w:ilvl="6" w:tentative="1">
+      <w:start w:val="1"/>
+      <w:numFmt w:val="decimal"/>
+      <w:lvlText w:val="%7."/>
+      <w:lvlJc w:val="left"/>
+      <w:pPr>
+        <w:tabs>
+          <w:tab w:val="num" w:pos="5040"/>
+        </w:tabs>
+        <w:ind w:left="5040" w:hanging="360"/>
+      </w:pPr>
+    </w:lvl>
+    <w:lvl w:ilvl="7" w:tentative="1">
+      <w:start w:val="1"/>
+      <w:numFmt w:val="decimal"/>
+      <w:lvlText w:val="%8."/>
+      <w:lvlJc w:val="left"/>
+      <w:pPr>
+        <w:tabs>
+          <w:tab w:val="num" w:pos="5760"/>
+        </w:tabs>
+        <w:ind w:left="5760" w:hanging="360"/>
+      </w:pPr>
+    </w:lvl>
+    <w:lvl w:ilvl="8" w:tentative="1">
+      <w:start w:val="1"/>
+      <w:numFmt w:val="decimal"/>
+      <w:lvlText w:val="%9."/>
+      <w:lvlJc w:val="left"/>
+      <w:pPr>
+        <w:tabs>
+          <w:tab w:val="num" w:pos="6480"/>
+        </w:tabs>
+        <w:ind w:left="6480" w:hanging="360"/>
+      </w:pPr>
+    </w:lvl>
+  </w:abstractNum>
+  <w:abstractNum w:abstractNumId="3" w15:restartNumberingAfterBreak="0">
+    <w:nsid w:val="7D962604"/>
+    <w:multiLevelType w:val="multilevel"/>
+    <w:tmpl w:val="28AA8E6A"/>
     <w:lvl w:ilvl="0">
       <w:start w:val="1"/>
       <w:numFmt w:val="bullet"/>
@@ -1078,10 +3949,10 @@
       </w:rPr>
     </w:lvl>
   </w:abstractNum>
-  <w:abstractNum w:abstractNumId="3" w15:restartNumberingAfterBreak="0">
-    <w:nsid w:val="5CD06FD2"/>
+  <w:abstractNum w:abstractNumId="4" w15:restartNumberingAfterBreak="0">
+    <w:nsid w:val="7DFB53A3"/>
     <w:multiLevelType w:val="multilevel"/>
-    <w:tmpl w:val="2C2E4DF6"/>
+    <w:tmpl w:val="A26C748C"/>
     <w:lvl w:ilvl="0">
       <w:start w:val="1"/>
       <w:numFmt w:val="bullet"/>
@@ -1098,7 +3969,7 @@
         <w:sz w:val="20"/>
       </w:rPr>
     </w:lvl>
-    <w:lvl w:ilvl="1" w:tentative="1">
+    <w:lvl w:ilvl="1">
       <w:start w:val="1"/>
       <w:numFmt w:val="bullet"/>
       <w:lvlText w:val="o"/>
@@ -1227,17 +4098,20 @@
       </w:rPr>
     </w:lvl>
   </w:abstractNum>
-  <w:num w:numId="1" w16cid:durableId="1165901786">
+  <w:num w:numId="1" w16cid:durableId="1045132548">
+    <w:abstractNumId w:val="4"/>
+  </w:num>
+  <w:num w:numId="2" w16cid:durableId="104353034">
+    <w:abstractNumId w:val="3"/>
+  </w:num>
+  <w:num w:numId="3" w16cid:durableId="1536231266">
     <w:abstractNumId w:val="1"/>
   </w:num>
-  <w:num w:numId="2" w16cid:durableId="623121528">
-    <w:abstractNumId w:val="3"/>
+  <w:num w:numId="4" w16cid:durableId="1083645763">
+    <w:abstractNumId w:val="2"/>
   </w:num>
-  <w:num w:numId="3" w16cid:durableId="1213273600">
+  <w:num w:numId="5" w16cid:durableId="209147108">
     <w:abstractNumId w:val="0"/>
-  </w:num>
-  <w:num w:numId="4" w16cid:durableId="1188448116">
-    <w:abstractNumId w:val="2"/>
   </w:num>
 </w:numbering>
 </file>
@@ -1251,7 +4125,7 @@
         <w:kern w:val="2"/>
         <w:sz w:val="24"/>
         <w:szCs w:val="24"/>
-        <w:lang w:val="fr" w:eastAsia="en-US" w:bidi="ar-SA"/>
+        <w:lang w:val="it-IT" w:eastAsia="en-US" w:bidi="ar-SA"/>
         <w14:ligatures w14:val="standardContextual"/>
       </w:rPr>
     </w:rPrDefault>
@@ -1650,7 +4524,7 @@
     <w:link w:val="Titolo1Carattere"/>
     <w:uiPriority w:val="9"/>
     <w:qFormat/>
-    <w:rsid w:val="00223D19"/>
+    <w:rsid w:val="007607A1"/>
     <w:pPr>
       <w:keepNext/>
       <w:keepLines/>
@@ -1673,7 +4547,7 @@
     <w:semiHidden/>
     <w:unhideWhenUsed/>
     <w:qFormat/>
-    <w:rsid w:val="00223D19"/>
+    <w:rsid w:val="007607A1"/>
     <w:pPr>
       <w:keepNext/>
       <w:keepLines/>
@@ -1696,7 +4570,7 @@
     <w:semiHidden/>
     <w:unhideWhenUsed/>
     <w:qFormat/>
-    <w:rsid w:val="00223D19"/>
+    <w:rsid w:val="007607A1"/>
     <w:pPr>
       <w:keepNext/>
       <w:keepLines/>
@@ -1719,7 +4593,7 @@
     <w:semiHidden/>
     <w:unhideWhenUsed/>
     <w:qFormat/>
-    <w:rsid w:val="00223D19"/>
+    <w:rsid w:val="007607A1"/>
     <w:pPr>
       <w:keepNext/>
       <w:keepLines/>
@@ -1742,7 +4616,7 @@
     <w:semiHidden/>
     <w:unhideWhenUsed/>
     <w:qFormat/>
-    <w:rsid w:val="00223D19"/>
+    <w:rsid w:val="007607A1"/>
     <w:pPr>
       <w:keepNext/>
       <w:keepLines/>
@@ -1763,7 +4637,7 @@
     <w:semiHidden/>
     <w:unhideWhenUsed/>
     <w:qFormat/>
-    <w:rsid w:val="00223D19"/>
+    <w:rsid w:val="007607A1"/>
     <w:pPr>
       <w:keepNext/>
       <w:keepLines/>
@@ -1786,7 +4660,7 @@
     <w:semiHidden/>
     <w:unhideWhenUsed/>
     <w:qFormat/>
-    <w:rsid w:val="00223D19"/>
+    <w:rsid w:val="007607A1"/>
     <w:pPr>
       <w:keepNext/>
       <w:keepLines/>
@@ -1807,7 +4681,7 @@
     <w:semiHidden/>
     <w:unhideWhenUsed/>
     <w:qFormat/>
-    <w:rsid w:val="00223D19"/>
+    <w:rsid w:val="007607A1"/>
     <w:pPr>
       <w:keepNext/>
       <w:keepLines/>
@@ -1830,7 +4704,7 @@
     <w:semiHidden/>
     <w:unhideWhenUsed/>
     <w:qFormat/>
-    <w:rsid w:val="00223D19"/>
+    <w:rsid w:val="007607A1"/>
     <w:pPr>
       <w:keepNext/>
       <w:keepLines/>
@@ -1873,7 +4747,7 @@
     <w:basedOn w:val="Carpredefinitoparagrafo"/>
     <w:link w:val="Titolo1"/>
     <w:uiPriority w:val="9"/>
-    <w:rsid w:val="00223D19"/>
+    <w:rsid w:val="007607A1"/>
     <w:rPr>
       <w:rFonts w:asciiTheme="majorHAnsi" w:eastAsiaTheme="majorEastAsia" w:hAnsiTheme="majorHAnsi" w:cstheme="majorBidi"/>
       <w:color w:val="0F4761" w:themeColor="accent1" w:themeShade="BF"/>
@@ -1887,7 +4761,7 @@
     <w:link w:val="Titolo2"/>
     <w:uiPriority w:val="9"/>
     <w:semiHidden/>
-    <w:rsid w:val="00223D19"/>
+    <w:rsid w:val="007607A1"/>
     <w:rPr>
       <w:rFonts w:asciiTheme="majorHAnsi" w:eastAsiaTheme="majorEastAsia" w:hAnsiTheme="majorHAnsi" w:cstheme="majorBidi"/>
       <w:color w:val="0F4761" w:themeColor="accent1" w:themeShade="BF"/>
@@ -1901,7 +4775,7 @@
     <w:link w:val="Titolo3"/>
     <w:uiPriority w:val="9"/>
     <w:semiHidden/>
-    <w:rsid w:val="00223D19"/>
+    <w:rsid w:val="007607A1"/>
     <w:rPr>
       <w:rFonts w:eastAsiaTheme="majorEastAsia" w:cstheme="majorBidi"/>
       <w:color w:val="0F4761" w:themeColor="accent1" w:themeShade="BF"/>
@@ -1915,7 +4789,7 @@
     <w:link w:val="Titolo4"/>
     <w:uiPriority w:val="9"/>
     <w:semiHidden/>
-    <w:rsid w:val="00223D19"/>
+    <w:rsid w:val="007607A1"/>
     <w:rPr>
       <w:rFonts w:eastAsiaTheme="majorEastAsia" w:cstheme="majorBidi"/>
       <w:i/>
@@ -1929,7 +4803,7 @@
     <w:link w:val="Titolo5"/>
     <w:uiPriority w:val="9"/>
     <w:semiHidden/>
-    <w:rsid w:val="00223D19"/>
+    <w:rsid w:val="007607A1"/>
     <w:rPr>
       <w:rFonts w:eastAsiaTheme="majorEastAsia" w:cstheme="majorBidi"/>
       <w:color w:val="0F4761" w:themeColor="accent1" w:themeShade="BF"/>
@@ -1941,7 +4815,7 @@
     <w:link w:val="Titolo6"/>
     <w:uiPriority w:val="9"/>
     <w:semiHidden/>
-    <w:rsid w:val="00223D19"/>
+    <w:rsid w:val="007607A1"/>
     <w:rPr>
       <w:rFonts w:eastAsiaTheme="majorEastAsia" w:cstheme="majorBidi"/>
       <w:i/>
@@ -1955,7 +4829,7 @@
     <w:link w:val="Titolo7"/>
     <w:uiPriority w:val="9"/>
     <w:semiHidden/>
-    <w:rsid w:val="00223D19"/>
+    <w:rsid w:val="007607A1"/>
     <w:rPr>
       <w:rFonts w:eastAsiaTheme="majorEastAsia" w:cstheme="majorBidi"/>
       <w:color w:val="595959" w:themeColor="text1" w:themeTint="A6"/>
@@ -1967,7 +4841,7 @@
     <w:link w:val="Titolo8"/>
     <w:uiPriority w:val="9"/>
     <w:semiHidden/>
-    <w:rsid w:val="00223D19"/>
+    <w:rsid w:val="007607A1"/>
     <w:rPr>
       <w:rFonts w:eastAsiaTheme="majorEastAsia" w:cstheme="majorBidi"/>
       <w:i/>
@@ -1981,7 +4855,7 @@
     <w:link w:val="Titolo9"/>
     <w:uiPriority w:val="9"/>
     <w:semiHidden/>
-    <w:rsid w:val="00223D19"/>
+    <w:rsid w:val="007607A1"/>
     <w:rPr>
       <w:rFonts w:eastAsiaTheme="majorEastAsia" w:cstheme="majorBidi"/>
       <w:color w:val="272727" w:themeColor="text1" w:themeTint="D8"/>
@@ -1994,7 +4868,7 @@
     <w:link w:val="TitoloCarattere"/>
     <w:uiPriority w:val="10"/>
     <w:qFormat/>
-    <w:rsid w:val="00223D19"/>
+    <w:rsid w:val="007607A1"/>
     <w:pPr>
       <w:spacing w:after="80" w:line="240" w:lineRule="auto"/>
       <w:contextualSpacing/>
@@ -2012,7 +4886,7 @@
     <w:basedOn w:val="Carpredefinitoparagrafo"/>
     <w:link w:val="Titolo"/>
     <w:uiPriority w:val="10"/>
-    <w:rsid w:val="00223D19"/>
+    <w:rsid w:val="007607A1"/>
     <w:rPr>
       <w:rFonts w:asciiTheme="majorHAnsi" w:eastAsiaTheme="majorEastAsia" w:hAnsiTheme="majorHAnsi" w:cstheme="majorBidi"/>
       <w:spacing w:val="-10"/>
@@ -2028,7 +4902,7 @@
     <w:link w:val="SottotitoloCarattere"/>
     <w:uiPriority w:val="11"/>
     <w:qFormat/>
-    <w:rsid w:val="00223D19"/>
+    <w:rsid w:val="007607A1"/>
     <w:pPr>
       <w:numPr>
         <w:ilvl w:val="1"/>
@@ -2047,7 +4921,7 @@
     <w:basedOn w:val="Carpredefinitoparagrafo"/>
     <w:link w:val="Sottotitolo"/>
     <w:uiPriority w:val="11"/>
-    <w:rsid w:val="00223D19"/>
+    <w:rsid w:val="007607A1"/>
     <w:rPr>
       <w:rFonts w:eastAsiaTheme="majorEastAsia" w:cstheme="majorBidi"/>
       <w:color w:val="595959" w:themeColor="text1" w:themeTint="A6"/>
@@ -2063,7 +4937,7 @@
     <w:link w:val="CitazioneCarattere"/>
     <w:uiPriority w:val="29"/>
     <w:qFormat/>
-    <w:rsid w:val="00223D19"/>
+    <w:rsid w:val="007607A1"/>
     <w:pPr>
       <w:spacing w:before="160"/>
       <w:jc w:val="center"/>
@@ -2079,7 +4953,7 @@
     <w:basedOn w:val="Carpredefinitoparagrafo"/>
     <w:link w:val="Citazione"/>
     <w:uiPriority w:val="29"/>
-    <w:rsid w:val="00223D19"/>
+    <w:rsid w:val="007607A1"/>
     <w:rPr>
       <w:i/>
       <w:iCs/>
@@ -2091,7 +4965,7 @@
     <w:basedOn w:val="Normale"/>
     <w:uiPriority w:val="34"/>
     <w:qFormat/>
-    <w:rsid w:val="00223D19"/>
+    <w:rsid w:val="007607A1"/>
     <w:pPr>
       <w:ind w:left="720"/>
       <w:contextualSpacing/>
@@ -2102,7 +4976,7 @@
     <w:basedOn w:val="Carpredefinitoparagrafo"/>
     <w:uiPriority w:val="21"/>
     <w:qFormat/>
-    <w:rsid w:val="00223D19"/>
+    <w:rsid w:val="007607A1"/>
     <w:rPr>
       <w:i/>
       <w:iCs/>
@@ -2116,7 +4990,7 @@
     <w:link w:val="CitazioneintensaCarattere"/>
     <w:uiPriority w:val="30"/>
     <w:qFormat/>
-    <w:rsid w:val="00223D19"/>
+    <w:rsid w:val="007607A1"/>
     <w:pPr>
       <w:pBdr>
         <w:top w:val="single" w:sz="4" w:space="10" w:color="0F4761" w:themeColor="accent1" w:themeShade="BF"/>
@@ -2137,7 +5011,7 @@
     <w:basedOn w:val="Carpredefinitoparagrafo"/>
     <w:link w:val="Citazioneintensa"/>
     <w:uiPriority w:val="30"/>
-    <w:rsid w:val="00223D19"/>
+    <w:rsid w:val="007607A1"/>
     <w:rPr>
       <w:i/>
       <w:iCs/>
@@ -2149,7 +5023,7 @@
     <w:basedOn w:val="Carpredefinitoparagrafo"/>
     <w:uiPriority w:val="32"/>
     <w:qFormat/>
-    <w:rsid w:val="00223D19"/>
+    <w:rsid w:val="007607A1"/>
     <w:rPr>
       <w:b/>
       <w:bCs/>

--- a/DOCS_DA_CONVERTIRE/bsmariamaggiore_fr.docx
+++ b/DOCS_DA_CONVERTIRE/bsmariamaggiore_fr.docx
@@ -3377,6 +3377,215 @@
       </w:r>
     </w:p>
     <w:p/>
+    <w:p/>
+    <w:p>
+      <w:r>
+        <w:rPr>
+          <w:rFonts w:ascii="Arial" w:hAnsi="Arial"/>
+          <w:b/>
+          <w:color w:val="1A365D"/>
+          <w:sz w:val="26"/>
+        </w:rPr>
+        <w:t>Tabella delle Fonti e Certificazione</w:t>
+      </w:r>
+    </w:p>
+    <w:tbl>
+      <w:tblPr>
+        <w:tblW w:type="auto" w:w="0"/>
+        <w:jc w:val="center"/>
+        <w:tblLook w:firstColumn="1" w:firstRow="1" w:lastColumn="0" w:lastRow="0" w:noHBand="0" w:noVBand="1" w:val="04A0"/>
+      </w:tblPr>
+      <w:tblGrid>
+        <w:gridCol w:w="4819"/>
+        <w:gridCol w:w="4819"/>
+      </w:tblGrid>
+      <w:tr>
+        <w:tc>
+          <w:tcPr>
+            <w:tcW w:type="dxa" w:w="4819"/>
+            <w:shd w:fill="1A365D"/>
+          </w:tcPr>
+          <w:p>
+            <w:r>
+              <w:rPr>
+                <w:rFonts w:ascii="Arial" w:hAnsi="Arial"/>
+                <w:b/>
+                <w:color w:val="FFFFFF"/>
+                <w:sz w:val="20"/>
+              </w:rPr>
+              <w:t>Affermazione del testo</w:t>
+            </w:r>
+          </w:p>
+        </w:tc>
+        <w:tc>
+          <w:tcPr>
+            <w:tcW w:type="dxa" w:w="4819"/>
+            <w:shd w:fill="1A365D"/>
+          </w:tcPr>
+          <w:p>
+            <w:r>
+              <w:rPr>
+                <w:rFonts w:ascii="Arial" w:hAnsi="Arial"/>
+                <w:b/>
+                <w:color w:val="FFFFFF"/>
+                <w:sz w:val="20"/>
+              </w:rPr>
+              <w:t>Fonte Certificata</w:t>
+            </w:r>
+          </w:p>
+        </w:tc>
+      </w:tr>
+      <w:tr>
+        <w:tc>
+          <w:tcPr>
+            <w:tcW w:type="dxa" w:w="4819"/>
+          </w:tcPr>
+          <w:p>
+            <w:r>
+              <w:rPr>
+                <w:rFonts w:ascii="Arial" w:hAnsi="Arial"/>
+                <w:sz w:val="19"/>
+              </w:rPr>
+              <w:t>La basilique Santa Maria Maggiore (Via Galliera 10) est la plus ancienne église de Bologne dédiée à la Vierge, bâtie sur le cardo romain (Ve-VIe s.) et reconsacrée en 1187.</w:t>
+            </w:r>
+          </w:p>
+        </w:tc>
+        <w:tc>
+          <w:tcPr>
+            <w:tcW w:type="dxa" w:w="4819"/>
+          </w:tcPr>
+          <w:p>
+            <w:r>
+              <w:rPr>
+                <w:rFonts w:ascii="Arial" w:hAnsi="Arial"/>
+                <w:sz w:val="19"/>
+              </w:rPr>
+              <w:t>Bologna Online / Bibliothèque Salaborsa / BeWeB CEI</w:t>
+            </w:r>
+          </w:p>
+        </w:tc>
+      </w:tr>
+      <w:tr>
+        <w:tc>
+          <w:tcPr>
+            <w:tcW w:type="dxa" w:w="4819"/>
+          </w:tcPr>
+          <w:p>
+            <w:r>
+              <w:rPr>
+                <w:rFonts w:ascii="Arial" w:hAnsi="Arial"/>
+                <w:sz w:val="19"/>
+              </w:rPr>
+              <w:t>La transformation baroque à voûte en berceau a été réalisée en 1665 par l'architecte Paolo Canali ; le fronton supérieur date de 1955.</w:t>
+            </w:r>
+          </w:p>
+        </w:tc>
+        <w:tc>
+          <w:tcPr>
+            <w:tcW w:type="dxa" w:w="4819"/>
+          </w:tcPr>
+          <w:p>
+            <w:r>
+              <w:rPr>
+                <w:rFonts w:ascii="Arial" w:hAnsi="Arial"/>
+                <w:sz w:val="19"/>
+              </w:rPr>
+              <w:t>Origine di Bologna (Commune de Bologne) / Archives Historiques</w:t>
+            </w:r>
+          </w:p>
+        </w:tc>
+      </w:tr>
+      <w:tr>
+        <w:tc>
+          <w:tcPr>
+            <w:tcW w:type="dxa" w:w="4819"/>
+          </w:tcPr>
+          <w:p>
+            <w:r>
+              <w:rPr>
+                <w:rFonts w:ascii="Arial" w:hAnsi="Arial"/>
+                <w:sz w:val="19"/>
+              </w:rPr>
+              <w:t>L'église a rouvert en novembre 2019 après les travaux de consolidation et de restauration rendus nécessaires par le séisme de 2012.</w:t>
+            </w:r>
+          </w:p>
+        </w:tc>
+        <w:tc>
+          <w:tcPr>
+            <w:tcW w:type="dxa" w:w="4819"/>
+          </w:tcPr>
+          <w:p>
+            <w:r>
+              <w:rPr>
+                <w:rFonts w:ascii="Arial" w:hAnsi="Arial"/>
+                <w:sz w:val="19"/>
+              </w:rPr>
+              <w:t>Site Officiel de la Basilique / Archives de Restauration Post-Séisme</w:t>
+            </w:r>
+          </w:p>
+        </w:tc>
+      </w:tr>
+      <w:tr>
+        <w:tc>
+          <w:tcPr>
+            <w:tcW w:type="dxa" w:w="4819"/>
+          </w:tcPr>
+          <w:p>
+            <w:r>
+              <w:rPr>
+                <w:rFonts w:ascii="Arial" w:hAnsi="Arial"/>
+                <w:sz w:val="19"/>
+              </w:rPr>
+              <w:t>Abrite le Retable de l'Assomption (Nosadella et Prospero Fontana), les fresques d'Eliseo Fumagalli (1936-38), les stucs d'Angelo Gabriello Piò et des toiles de Samacchini, Tiarini, Spisanelli, Gandolfi et Guardassoni.</w:t>
+            </w:r>
+          </w:p>
+        </w:tc>
+        <w:tc>
+          <w:tcPr>
+            <w:tcW w:type="dxa" w:w="4819"/>
+          </w:tcPr>
+          <w:p>
+            <w:r>
+              <w:rPr>
+                <w:rFonts w:ascii="Arial" w:hAnsi="Arial"/>
+                <w:sz w:val="19"/>
+              </w:rPr>
+              <w:t>Ministère de la Culture - Surintendance des Biens Artistiques de Bologne</w:t>
+            </w:r>
+          </w:p>
+        </w:tc>
+      </w:tr>
+      <w:tr>
+        <w:tc>
+          <w:tcPr>
+            <w:tcW w:type="dxa" w:w="4819"/>
+          </w:tcPr>
+          <w:p>
+            <w:r>
+              <w:rPr>
+                <w:rFonts w:ascii="Arial" w:hAnsi="Arial"/>
+                <w:sz w:val="19"/>
+              </w:rPr>
+              <w:t>Conserve l'ancien "Crucifix en Bois de Figuier" (antérieur à l'an 1000) et une croix en pierre mise au jour lors des fouilles sous le sol.</w:t>
+            </w:r>
+          </w:p>
+        </w:tc>
+        <w:tc>
+          <w:tcPr>
+            <w:tcW w:type="dxa" w:w="4819"/>
+          </w:tcPr>
+          <w:p>
+            <w:r>
+              <w:rPr>
+                <w:rFonts w:ascii="Arial" w:hAnsi="Arial"/>
+                <w:sz w:val="19"/>
+              </w:rPr>
+              <w:t>Storia e Memoria di Bologna / BeWeB CEI</w:t>
+            </w:r>
+          </w:p>
+        </w:tc>
+      </w:tr>
+    </w:tbl>
     <w:sectPr>
       <w:pgSz w:w="11906" w:h="16838"/>
       <w:pgMar w:top="1417" w:right="1134" w:bottom="1134" w:left="1134" w:header="708" w:footer="708" w:gutter="0"/>
